--- a/templates/template_preventif.docx
+++ b/templates/template_preventif.docx
@@ -41,27 +41,7 @@
           <w:szCs w:val="24"/>
           <w:lang w:val="en-US"/>
         </w:rPr>
-        <w:t>{</w:t>
-      </w:r>
-      <w:proofErr w:type="spellStart"/>
-      <w:r>
-        <w:rPr>
-          <w:rFonts w:ascii="Basic" w:eastAsia="Basic" w:hAnsi="Basic" w:cs="Basic"/>
-          <w:sz w:val="24"/>
-          <w:szCs w:val="24"/>
-          <w:lang w:val="en-US"/>
-        </w:rPr>
-        <w:t>nomor_ba</w:t>
-      </w:r>
-      <w:proofErr w:type="spellEnd"/>
-      <w:r>
-        <w:rPr>
-          <w:rFonts w:ascii="Basic" w:eastAsia="Basic" w:hAnsi="Basic" w:cs="Basic"/>
-          <w:sz w:val="24"/>
-          <w:szCs w:val="24"/>
-          <w:lang w:val="en-US"/>
-        </w:rPr>
-        <w:t>}</w:t>
+        <w:t>{nomor_ba}</w:t>
       </w:r>
     </w:p>
     <w:p>
@@ -668,12 +648,33 @@
                 <w:szCs w:val="24"/>
                 <w:lang w:val="en-US"/>
               </w:rPr>
-              <w:t>{</w:t>
-            </w:r>
-            <w:proofErr w:type="spellStart"/>
-            <w:r>
-              <w:rPr>
-                <w:rFonts w:asciiTheme="minorHAnsi" w:eastAsia="Basic" w:hAnsiTheme="minorHAnsi" w:cstheme="minorHAnsi"/>
+              <w:t>{tampilan_sebelum}</w:t>
+            </w:r>
+          </w:p>
+        </w:tc>
+        <w:tc>
+          <w:tcPr>
+            <w:tcW w:w="1728" w:type="dxa"/>
+            <w:tcMar>
+              <w:top w:w="100" w:type="dxa"/>
+              <w:left w:w="100" w:type="dxa"/>
+              <w:bottom w:w="100" w:type="dxa"/>
+              <w:right w:w="100" w:type="dxa"/>
+            </w:tcMar>
+          </w:tcPr>
+          <w:p>
+            <w:pPr>
+              <w:pBdr>
+                <w:top w:val="nil"/>
+                <w:left w:val="nil"/>
+                <w:bottom w:val="nil"/>
+                <w:right w:val="nil"/>
+                <w:between w:val="nil"/>
+              </w:pBdr>
+              <w:spacing w:after="0" w:line="192" w:lineRule="auto"/>
+              <w:jc w:val="center"/>
+              <w:rPr>
+                <w:rFonts w:ascii="Basic" w:eastAsia="Basic" w:hAnsi="Basic" w:cs="Basic"/>
                 <w:b/>
                 <w:bCs/>
                 <w:i/>
@@ -682,87 +683,16 @@
                 <w:szCs w:val="24"/>
                 <w:lang w:val="en-US"/>
               </w:rPr>
-              <w:t>tampilan_sebelum</w:t>
-            </w:r>
-            <w:proofErr w:type="spellEnd"/>
-            <w:r>
-              <w:rPr>
-                <w:rFonts w:asciiTheme="minorHAnsi" w:eastAsia="Basic" w:hAnsiTheme="minorHAnsi" w:cstheme="minorHAnsi"/>
+            </w:pPr>
+            <w:r>
+              <w:rPr>
                 <w:b/>
                 <w:bCs/>
                 <w:i/>
                 <w:iCs/>
-                <w:sz w:val="24"/>
-                <w:szCs w:val="24"/>
-                <w:lang w:val="en-US"/>
-              </w:rPr>
-              <w:t>}</w:t>
-            </w:r>
-          </w:p>
-        </w:tc>
-        <w:tc>
-          <w:tcPr>
-            <w:tcW w:w="1728" w:type="dxa"/>
-            <w:tcMar>
-              <w:top w:w="100" w:type="dxa"/>
-              <w:left w:w="100" w:type="dxa"/>
-              <w:bottom w:w="100" w:type="dxa"/>
-              <w:right w:w="100" w:type="dxa"/>
-            </w:tcMar>
-          </w:tcPr>
-          <w:p>
-            <w:pPr>
-              <w:pBdr>
-                <w:top w:val="nil"/>
-                <w:left w:val="nil"/>
-                <w:bottom w:val="nil"/>
-                <w:right w:val="nil"/>
-                <w:between w:val="nil"/>
-              </w:pBdr>
-              <w:spacing w:after="0" w:line="192" w:lineRule="auto"/>
-              <w:jc w:val="center"/>
-              <w:rPr>
-                <w:rFonts w:ascii="Basic" w:eastAsia="Basic" w:hAnsi="Basic" w:cs="Basic"/>
-                <w:b/>
-                <w:bCs/>
-                <w:i/>
-                <w:iCs/>
-                <w:sz w:val="24"/>
-                <w:szCs w:val="24"/>
-                <w:lang w:val="en-US"/>
-              </w:rPr>
-            </w:pPr>
-            <w:r>
-              <w:rPr>
-                <w:b/>
-                <w:bCs/>
-                <w:i/>
-                <w:iCs/>
-                <w:lang w:val="en-US"/>
-              </w:rPr>
-              <w:t>{</w:t>
-            </w:r>
-            <w:proofErr w:type="spellStart"/>
-            <w:r>
-              <w:rPr>
-                <w:b/>
-                <w:bCs/>
-                <w:i/>
-                <w:iCs/>
-                <w:lang w:val="en-US"/>
-              </w:rPr>
-              <w:t>tampilan_sesudah</w:t>
-            </w:r>
-            <w:proofErr w:type="spellEnd"/>
-            <w:r>
-              <w:rPr>
-                <w:b/>
-                <w:bCs/>
-                <w:i/>
-                <w:iCs/>
-                <w:lang w:val="en-US"/>
-              </w:rPr>
-              <w:t>}</w:t>
+                <w:lang w:val="en-US"/>
+              </w:rPr>
+              <w:t>{tampilan_sesudah}</w:t>
             </w:r>
           </w:p>
         </w:tc>
@@ -879,9 +809,8 @@
                 <w:szCs w:val="24"/>
                 <w:lang w:val="en-US"/>
               </w:rPr>
-              <w:t>{</w:t>
-            </w:r>
-            <w:proofErr w:type="spellStart"/>
+              <w:t>{internet_sebelum</w:t>
+            </w:r>
             <w:r>
               <w:rPr>
                 <w:rFonts w:asciiTheme="minorHAnsi" w:eastAsia="Basic" w:hAnsiTheme="minorHAnsi" w:cs="Basic"/>
@@ -893,83 +822,54 @@
                 <w:szCs w:val="24"/>
                 <w:lang w:val="en-US"/>
               </w:rPr>
-              <w:t>internet_sebelum</w:t>
-            </w:r>
-            <w:proofErr w:type="spellEnd"/>
-            <w:r>
-              <w:rPr>
-                <w:rFonts w:asciiTheme="minorHAnsi" w:eastAsia="Basic" w:hAnsiTheme="minorHAnsi" w:cs="Basic"/>
+              <w:t>}</w:t>
+            </w:r>
+          </w:p>
+        </w:tc>
+        <w:tc>
+          <w:tcPr>
+            <w:tcW w:w="1728" w:type="dxa"/>
+            <w:tcMar>
+              <w:top w:w="100" w:type="dxa"/>
+              <w:left w:w="100" w:type="dxa"/>
+              <w:bottom w:w="100" w:type="dxa"/>
+              <w:right w:w="100" w:type="dxa"/>
+            </w:tcMar>
+          </w:tcPr>
+          <w:p>
+            <w:pPr>
+              <w:pBdr>
+                <w:top w:val="nil"/>
+                <w:left w:val="nil"/>
+                <w:bottom w:val="nil"/>
+                <w:right w:val="nil"/>
+                <w:between w:val="nil"/>
+              </w:pBdr>
+              <w:spacing w:after="0" w:line="192" w:lineRule="auto"/>
+              <w:jc w:val="center"/>
+              <w:rPr>
+                <w:rFonts w:ascii="Basic" w:eastAsia="Basic" w:hAnsi="Basic" w:cs="Basic"/>
                 <w:b/>
                 <w:bCs/>
                 <w:i/>
                 <w:iCs/>
                 <w:sz w:val="24"/>
                 <w:szCs w:val="24"/>
-                <w:lang w:val="en-US"/>
-              </w:rPr>
-              <w:t>}</w:t>
-            </w:r>
-          </w:p>
-        </w:tc>
-        <w:tc>
-          <w:tcPr>
-            <w:tcW w:w="1728" w:type="dxa"/>
-            <w:tcMar>
-              <w:top w:w="100" w:type="dxa"/>
-              <w:left w:w="100" w:type="dxa"/>
-              <w:bottom w:w="100" w:type="dxa"/>
-              <w:right w:w="100" w:type="dxa"/>
-            </w:tcMar>
-          </w:tcPr>
-          <w:p>
-            <w:pPr>
-              <w:pBdr>
-                <w:top w:val="nil"/>
-                <w:left w:val="nil"/>
-                <w:bottom w:val="nil"/>
-                <w:right w:val="nil"/>
-                <w:between w:val="nil"/>
-              </w:pBdr>
-              <w:spacing w:after="0" w:line="192" w:lineRule="auto"/>
-              <w:jc w:val="center"/>
-              <w:rPr>
-                <w:rFonts w:ascii="Basic" w:eastAsia="Basic" w:hAnsi="Basic" w:cs="Basic"/>
+              </w:rPr>
+            </w:pPr>
+            <w:r>
+              <w:rPr>
+                <w:rFonts w:asciiTheme="minorHAnsi" w:eastAsia="Basic" w:hAnsiTheme="minorHAnsi" w:cs="Basic"/>
                 <w:b/>
                 <w:bCs/>
                 <w:i/>
                 <w:iCs/>
                 <w:sz w:val="24"/>
                 <w:szCs w:val="24"/>
-              </w:rPr>
-            </w:pPr>
-            <w:r>
-              <w:rPr>
-                <w:rFonts w:asciiTheme="minorHAnsi" w:eastAsia="Basic" w:hAnsiTheme="minorHAnsi" w:cs="Basic"/>
-                <w:b/>
-                <w:bCs/>
-                <w:i/>
-                <w:iCs/>
-                <w:sz w:val="24"/>
-                <w:szCs w:val="24"/>
-                <w:lang w:val="en-US"/>
-              </w:rPr>
-              <w:t>{</w:t>
-            </w:r>
-            <w:proofErr w:type="spellStart"/>
-            <w:r>
-              <w:rPr>
-                <w:rFonts w:asciiTheme="minorHAnsi" w:eastAsia="Basic" w:hAnsiTheme="minorHAnsi" w:cs="Basic"/>
-                <w:b/>
-                <w:bCs/>
-                <w:i/>
-                <w:iCs/>
-                <w:sz w:val="24"/>
-                <w:szCs w:val="24"/>
-                <w:lang w:val="en-US"/>
-              </w:rPr>
-              <w:t>internet_sesudah</w:t>
-            </w:r>
-            <w:proofErr w:type="spellEnd"/>
+                <w:lang w:val="en-US"/>
+              </w:rPr>
+              <w:t>{internet_sesudah</w:t>
+            </w:r>
             <w:r>
               <w:rPr>
                 <w:rFonts w:asciiTheme="minorHAnsi" w:eastAsia="Basic" w:hAnsiTheme="minorHAnsi" w:cs="Basic"/>
@@ -1098,23 +998,41 @@
                 <w:szCs w:val="24"/>
                 <w:lang w:val="en-US"/>
               </w:rPr>
-              <w:t>{</w:t>
-            </w:r>
-            <w:proofErr w:type="spellStart"/>
-            <w:r>
-              <w:rPr>
-                <w:rFonts w:asciiTheme="minorHAnsi" w:eastAsia="Basic" w:hAnsiTheme="minorHAnsi" w:cs="Basic"/>
+              <w:t>{minipc_sebelum}</w:t>
+            </w:r>
+          </w:p>
+        </w:tc>
+        <w:tc>
+          <w:tcPr>
+            <w:tcW w:w="1728" w:type="dxa"/>
+            <w:tcMar>
+              <w:top w:w="100" w:type="dxa"/>
+              <w:left w:w="100" w:type="dxa"/>
+              <w:bottom w:w="100" w:type="dxa"/>
+              <w:right w:w="100" w:type="dxa"/>
+            </w:tcMar>
+          </w:tcPr>
+          <w:p>
+            <w:pPr>
+              <w:pBdr>
+                <w:top w:val="nil"/>
+                <w:left w:val="nil"/>
+                <w:bottom w:val="nil"/>
+                <w:right w:val="nil"/>
+                <w:between w:val="nil"/>
+              </w:pBdr>
+              <w:spacing w:after="0" w:line="192" w:lineRule="auto"/>
+              <w:jc w:val="center"/>
+              <w:rPr>
+                <w:rFonts w:ascii="Basic" w:eastAsia="Basic" w:hAnsi="Basic" w:cs="Basic"/>
                 <w:b/>
                 <w:bCs/>
                 <w:i/>
                 <w:iCs/>
                 <w:sz w:val="24"/>
                 <w:szCs w:val="24"/>
-                <w:lang w:val="en-US"/>
-              </w:rPr>
-              <w:t>minipc_sebelum</w:t>
-            </w:r>
-            <w:proofErr w:type="spellEnd"/>
+              </w:rPr>
+            </w:pPr>
             <w:r>
               <w:rPr>
                 <w:rFonts w:asciiTheme="minorHAnsi" w:eastAsia="Basic" w:hAnsiTheme="minorHAnsi" w:cs="Basic"/>
@@ -1126,81 +1044,7 @@
                 <w:szCs w:val="24"/>
                 <w:lang w:val="en-US"/>
               </w:rPr>
-              <w:t>}</w:t>
-            </w:r>
-          </w:p>
-        </w:tc>
-        <w:tc>
-          <w:tcPr>
-            <w:tcW w:w="1728" w:type="dxa"/>
-            <w:tcMar>
-              <w:top w:w="100" w:type="dxa"/>
-              <w:left w:w="100" w:type="dxa"/>
-              <w:bottom w:w="100" w:type="dxa"/>
-              <w:right w:w="100" w:type="dxa"/>
-            </w:tcMar>
-          </w:tcPr>
-          <w:p>
-            <w:pPr>
-              <w:pBdr>
-                <w:top w:val="nil"/>
-                <w:left w:val="nil"/>
-                <w:bottom w:val="nil"/>
-                <w:right w:val="nil"/>
-                <w:between w:val="nil"/>
-              </w:pBdr>
-              <w:spacing w:after="0" w:line="192" w:lineRule="auto"/>
-              <w:jc w:val="center"/>
-              <w:rPr>
-                <w:rFonts w:ascii="Basic" w:eastAsia="Basic" w:hAnsi="Basic" w:cs="Basic"/>
-                <w:b/>
-                <w:bCs/>
-                <w:i/>
-                <w:iCs/>
-                <w:sz w:val="24"/>
-                <w:szCs w:val="24"/>
-              </w:rPr>
-            </w:pPr>
-            <w:r>
-              <w:rPr>
-                <w:rFonts w:asciiTheme="minorHAnsi" w:eastAsia="Basic" w:hAnsiTheme="minorHAnsi" w:cs="Basic"/>
-                <w:b/>
-                <w:bCs/>
-                <w:i/>
-                <w:iCs/>
-                <w:sz w:val="24"/>
-                <w:szCs w:val="24"/>
-                <w:lang w:val="en-US"/>
-              </w:rPr>
-              <w:t>{</w:t>
-            </w:r>
-            <w:proofErr w:type="spellStart"/>
-            <w:r>
-              <w:rPr>
-                <w:rFonts w:asciiTheme="minorHAnsi" w:eastAsia="Basic" w:hAnsiTheme="minorHAnsi" w:cs="Basic"/>
-                <w:b/>
-                <w:bCs/>
-                <w:i/>
-                <w:iCs/>
-                <w:sz w:val="24"/>
-                <w:szCs w:val="24"/>
-                <w:lang w:val="en-US"/>
-              </w:rPr>
-              <w:t>minipc_sesudah</w:t>
-            </w:r>
-            <w:proofErr w:type="spellEnd"/>
-            <w:r>
-              <w:rPr>
-                <w:rFonts w:asciiTheme="minorHAnsi" w:eastAsia="Basic" w:hAnsiTheme="minorHAnsi" w:cs="Basic"/>
-                <w:b/>
-                <w:bCs/>
-                <w:i/>
-                <w:iCs/>
-                <w:sz w:val="24"/>
-                <w:szCs w:val="24"/>
-                <w:lang w:val="en-US"/>
-              </w:rPr>
-              <w:t>}</w:t>
+              <w:t>{minipc_sesudah}</w:t>
             </w:r>
           </w:p>
         </w:tc>
@@ -1317,23 +1161,41 @@
                 <w:szCs w:val="24"/>
                 <w:lang w:val="en-US"/>
               </w:rPr>
-              <w:t>{</w:t>
-            </w:r>
-            <w:proofErr w:type="spellStart"/>
-            <w:r>
-              <w:rPr>
-                <w:rFonts w:asciiTheme="minorHAnsi" w:eastAsia="Basic" w:hAnsiTheme="minorHAnsi" w:cs="Basic"/>
+              <w:t>{sensor_sebelum}</w:t>
+            </w:r>
+          </w:p>
+        </w:tc>
+        <w:tc>
+          <w:tcPr>
+            <w:tcW w:w="1728" w:type="dxa"/>
+            <w:tcMar>
+              <w:top w:w="100" w:type="dxa"/>
+              <w:left w:w="100" w:type="dxa"/>
+              <w:bottom w:w="100" w:type="dxa"/>
+              <w:right w:w="100" w:type="dxa"/>
+            </w:tcMar>
+          </w:tcPr>
+          <w:p>
+            <w:pPr>
+              <w:pBdr>
+                <w:top w:val="nil"/>
+                <w:left w:val="nil"/>
+                <w:bottom w:val="nil"/>
+                <w:right w:val="nil"/>
+                <w:between w:val="nil"/>
+              </w:pBdr>
+              <w:spacing w:after="0" w:line="192" w:lineRule="auto"/>
+              <w:jc w:val="center"/>
+              <w:rPr>
+                <w:rFonts w:ascii="Basic" w:eastAsia="Basic" w:hAnsi="Basic" w:cs="Basic"/>
                 <w:b/>
                 <w:bCs/>
                 <w:i/>
                 <w:iCs/>
                 <w:sz w:val="24"/>
                 <w:szCs w:val="24"/>
-                <w:lang w:val="en-US"/>
-              </w:rPr>
-              <w:t>sensor_sebelum</w:t>
-            </w:r>
-            <w:proofErr w:type="spellEnd"/>
+              </w:rPr>
+            </w:pPr>
             <w:r>
               <w:rPr>
                 <w:rFonts w:asciiTheme="minorHAnsi" w:eastAsia="Basic" w:hAnsiTheme="minorHAnsi" w:cs="Basic"/>
@@ -1345,81 +1207,7 @@
                 <w:szCs w:val="24"/>
                 <w:lang w:val="en-US"/>
               </w:rPr>
-              <w:t>}</w:t>
-            </w:r>
-          </w:p>
-        </w:tc>
-        <w:tc>
-          <w:tcPr>
-            <w:tcW w:w="1728" w:type="dxa"/>
-            <w:tcMar>
-              <w:top w:w="100" w:type="dxa"/>
-              <w:left w:w="100" w:type="dxa"/>
-              <w:bottom w:w="100" w:type="dxa"/>
-              <w:right w:w="100" w:type="dxa"/>
-            </w:tcMar>
-          </w:tcPr>
-          <w:p>
-            <w:pPr>
-              <w:pBdr>
-                <w:top w:val="nil"/>
-                <w:left w:val="nil"/>
-                <w:bottom w:val="nil"/>
-                <w:right w:val="nil"/>
-                <w:between w:val="nil"/>
-              </w:pBdr>
-              <w:spacing w:after="0" w:line="192" w:lineRule="auto"/>
-              <w:jc w:val="center"/>
-              <w:rPr>
-                <w:rFonts w:ascii="Basic" w:eastAsia="Basic" w:hAnsi="Basic" w:cs="Basic"/>
-                <w:b/>
-                <w:bCs/>
-                <w:i/>
-                <w:iCs/>
-                <w:sz w:val="24"/>
-                <w:szCs w:val="24"/>
-              </w:rPr>
-            </w:pPr>
-            <w:r>
-              <w:rPr>
-                <w:rFonts w:asciiTheme="minorHAnsi" w:eastAsia="Basic" w:hAnsiTheme="minorHAnsi" w:cs="Basic"/>
-                <w:b/>
-                <w:bCs/>
-                <w:i/>
-                <w:iCs/>
-                <w:sz w:val="24"/>
-                <w:szCs w:val="24"/>
-                <w:lang w:val="en-US"/>
-              </w:rPr>
-              <w:t>{</w:t>
-            </w:r>
-            <w:proofErr w:type="spellStart"/>
-            <w:r>
-              <w:rPr>
-                <w:rFonts w:asciiTheme="minorHAnsi" w:eastAsia="Basic" w:hAnsiTheme="minorHAnsi" w:cs="Basic"/>
-                <w:b/>
-                <w:bCs/>
-                <w:i/>
-                <w:iCs/>
-                <w:sz w:val="24"/>
-                <w:szCs w:val="24"/>
-                <w:lang w:val="en-US"/>
-              </w:rPr>
-              <w:t>sensor_sesudah</w:t>
-            </w:r>
-            <w:proofErr w:type="spellEnd"/>
-            <w:r>
-              <w:rPr>
-                <w:rFonts w:asciiTheme="minorHAnsi" w:eastAsia="Basic" w:hAnsiTheme="minorHAnsi" w:cs="Basic"/>
-                <w:b/>
-                <w:bCs/>
-                <w:i/>
-                <w:iCs/>
-                <w:sz w:val="24"/>
-                <w:szCs w:val="24"/>
-                <w:lang w:val="en-US"/>
-              </w:rPr>
-              <w:t>}</w:t>
+              <w:t>{sensor_sesudah}</w:t>
             </w:r>
           </w:p>
         </w:tc>
@@ -1683,10 +1471,31 @@
                 <w:szCs w:val="24"/>
                 <w:lang w:val="en-US"/>
               </w:rPr>
-              <w:t>{</w:t>
-            </w:r>
-            <w:proofErr w:type="spellStart"/>
-            <w:r>
+              <w:t>{bersih_sebelum}</w:t>
+            </w:r>
+          </w:p>
+        </w:tc>
+        <w:tc>
+          <w:tcPr>
+            <w:tcW w:w="1728" w:type="dxa"/>
+            <w:tcMar>
+              <w:top w:w="100" w:type="dxa"/>
+              <w:left w:w="100" w:type="dxa"/>
+              <w:bottom w:w="100" w:type="dxa"/>
+              <w:right w:w="100" w:type="dxa"/>
+            </w:tcMar>
+          </w:tcPr>
+          <w:p>
+            <w:pPr>
+              <w:pBdr>
+                <w:top w:val="nil"/>
+                <w:left w:val="nil"/>
+                <w:bottom w:val="nil"/>
+                <w:right w:val="nil"/>
+                <w:between w:val="nil"/>
+              </w:pBdr>
+              <w:spacing w:after="0" w:line="192" w:lineRule="auto"/>
+              <w:jc w:val="center"/>
               <w:rPr>
                 <w:rFonts w:asciiTheme="minorHAnsi" w:eastAsia="Basic" w:hAnsiTheme="minorHAnsi" w:cs="Basic"/>
                 <w:b/>
@@ -1697,9 +1506,7 @@
                 <w:szCs w:val="24"/>
                 <w:lang w:val="en-US"/>
               </w:rPr>
-              <w:t>bersih_sebelum</w:t>
-            </w:r>
-            <w:proofErr w:type="spellEnd"/>
+            </w:pPr>
             <w:r>
               <w:rPr>
                 <w:rFonts w:asciiTheme="minorHAnsi" w:eastAsia="Basic" w:hAnsiTheme="minorHAnsi" w:cs="Basic"/>
@@ -1711,82 +1518,7 @@
                 <w:szCs w:val="24"/>
                 <w:lang w:val="en-US"/>
               </w:rPr>
-              <w:t>}</w:t>
-            </w:r>
-          </w:p>
-        </w:tc>
-        <w:tc>
-          <w:tcPr>
-            <w:tcW w:w="1728" w:type="dxa"/>
-            <w:tcMar>
-              <w:top w:w="100" w:type="dxa"/>
-              <w:left w:w="100" w:type="dxa"/>
-              <w:bottom w:w="100" w:type="dxa"/>
-              <w:right w:w="100" w:type="dxa"/>
-            </w:tcMar>
-          </w:tcPr>
-          <w:p>
-            <w:pPr>
-              <w:pBdr>
-                <w:top w:val="nil"/>
-                <w:left w:val="nil"/>
-                <w:bottom w:val="nil"/>
-                <w:right w:val="nil"/>
-                <w:between w:val="nil"/>
-              </w:pBdr>
-              <w:spacing w:after="0" w:line="192" w:lineRule="auto"/>
-              <w:jc w:val="center"/>
-              <w:rPr>
-                <w:rFonts w:asciiTheme="minorHAnsi" w:eastAsia="Basic" w:hAnsiTheme="minorHAnsi" w:cs="Basic"/>
-                <w:b/>
-                <w:bCs/>
-                <w:i/>
-                <w:iCs/>
-                <w:sz w:val="24"/>
-                <w:szCs w:val="24"/>
-                <w:lang w:val="en-US"/>
-              </w:rPr>
-            </w:pPr>
-            <w:r>
-              <w:rPr>
-                <w:rFonts w:asciiTheme="minorHAnsi" w:eastAsia="Basic" w:hAnsiTheme="minorHAnsi" w:cs="Basic"/>
-                <w:b/>
-                <w:bCs/>
-                <w:i/>
-                <w:iCs/>
-                <w:sz w:val="24"/>
-                <w:szCs w:val="24"/>
-                <w:lang w:val="en-US"/>
-              </w:rPr>
-              <w:t>{</w:t>
-            </w:r>
-            <w:proofErr w:type="spellStart"/>
-            <w:r>
-              <w:rPr>
-                <w:rFonts w:asciiTheme="minorHAnsi" w:eastAsia="Basic" w:hAnsiTheme="minorHAnsi" w:cs="Basic"/>
-                <w:b/>
-                <w:bCs/>
-                <w:i/>
-                <w:iCs/>
-                <w:sz w:val="24"/>
-                <w:szCs w:val="24"/>
-                <w:lang w:val="en-US"/>
-              </w:rPr>
-              <w:t>bersih_sesudah</w:t>
-            </w:r>
-            <w:proofErr w:type="spellEnd"/>
-            <w:r>
-              <w:rPr>
-                <w:rFonts w:asciiTheme="minorHAnsi" w:eastAsia="Basic" w:hAnsiTheme="minorHAnsi" w:cs="Basic"/>
-                <w:b/>
-                <w:bCs/>
-                <w:i/>
-                <w:iCs/>
-                <w:sz w:val="24"/>
-                <w:szCs w:val="24"/>
-                <w:lang w:val="en-US"/>
-              </w:rPr>
-              <w:t>}</w:t>
+              <w:t>{bersih_sesudah}</w:t>
             </w:r>
           </w:p>
         </w:tc>
@@ -1903,10 +1635,31 @@
                 <w:szCs w:val="24"/>
                 <w:lang w:val="en-US"/>
               </w:rPr>
-              <w:t>{</w:t>
-            </w:r>
-            <w:proofErr w:type="spellStart"/>
-            <w:r>
+              <w:t>{chamber_sebelum}</w:t>
+            </w:r>
+          </w:p>
+        </w:tc>
+        <w:tc>
+          <w:tcPr>
+            <w:tcW w:w="1728" w:type="dxa"/>
+            <w:tcMar>
+              <w:top w:w="100" w:type="dxa"/>
+              <w:left w:w="100" w:type="dxa"/>
+              <w:bottom w:w="100" w:type="dxa"/>
+              <w:right w:w="100" w:type="dxa"/>
+            </w:tcMar>
+          </w:tcPr>
+          <w:p>
+            <w:pPr>
+              <w:pBdr>
+                <w:top w:val="nil"/>
+                <w:left w:val="nil"/>
+                <w:bottom w:val="nil"/>
+                <w:right w:val="nil"/>
+                <w:between w:val="nil"/>
+              </w:pBdr>
+              <w:spacing w:after="0" w:line="192" w:lineRule="auto"/>
+              <w:jc w:val="center"/>
               <w:rPr>
                 <w:rFonts w:asciiTheme="minorHAnsi" w:eastAsia="Basic" w:hAnsiTheme="minorHAnsi" w:cs="Basic"/>
                 <w:b/>
@@ -1917,9 +1670,7 @@
                 <w:szCs w:val="24"/>
                 <w:lang w:val="en-US"/>
               </w:rPr>
-              <w:t>chamber_sebelum</w:t>
-            </w:r>
-            <w:proofErr w:type="spellEnd"/>
+            </w:pPr>
             <w:r>
               <w:rPr>
                 <w:rFonts w:asciiTheme="minorHAnsi" w:eastAsia="Basic" w:hAnsiTheme="minorHAnsi" w:cs="Basic"/>
@@ -1931,31 +1682,9 @@
                 <w:szCs w:val="24"/>
                 <w:lang w:val="en-US"/>
               </w:rPr>
-              <w:t>}</w:t>
-            </w:r>
-          </w:p>
-        </w:tc>
-        <w:tc>
-          <w:tcPr>
-            <w:tcW w:w="1728" w:type="dxa"/>
-            <w:tcMar>
-              <w:top w:w="100" w:type="dxa"/>
-              <w:left w:w="100" w:type="dxa"/>
-              <w:bottom w:w="100" w:type="dxa"/>
-              <w:right w:w="100" w:type="dxa"/>
-            </w:tcMar>
-          </w:tcPr>
-          <w:p>
-            <w:pPr>
-              <w:pBdr>
-                <w:top w:val="nil"/>
-                <w:left w:val="nil"/>
-                <w:bottom w:val="nil"/>
-                <w:right w:val="nil"/>
-                <w:between w:val="nil"/>
-              </w:pBdr>
-              <w:spacing w:after="0" w:line="192" w:lineRule="auto"/>
-              <w:jc w:val="center"/>
+              <w:t>{chamber_se</w:t>
+            </w:r>
+            <w:r>
               <w:rPr>
                 <w:rFonts w:asciiTheme="minorHAnsi" w:eastAsia="Basic" w:hAnsiTheme="minorHAnsi" w:cs="Basic"/>
                 <w:b/>
@@ -1966,7 +1695,8 @@
                 <w:szCs w:val="24"/>
                 <w:lang w:val="en-US"/>
               </w:rPr>
-            </w:pPr>
+              <w:t>s</w:t>
+            </w:r>
             <w:r>
               <w:rPr>
                 <w:rFonts w:asciiTheme="minorHAnsi" w:eastAsia="Basic" w:hAnsiTheme="minorHAnsi" w:cs="Basic"/>
@@ -1978,9 +1708,8 @@
                 <w:szCs w:val="24"/>
                 <w:lang w:val="en-US"/>
               </w:rPr>
-              <w:t>{</w:t>
-            </w:r>
-            <w:proofErr w:type="spellStart"/>
+              <w:t>u</w:t>
+            </w:r>
             <w:r>
               <w:rPr>
                 <w:rFonts w:asciiTheme="minorHAnsi" w:eastAsia="Basic" w:hAnsiTheme="minorHAnsi" w:cs="Basic"/>
@@ -1992,7 +1721,7 @@
                 <w:szCs w:val="24"/>
                 <w:lang w:val="en-US"/>
               </w:rPr>
-              <w:t>chamber_se</w:t>
+              <w:t>d</w:t>
             </w:r>
             <w:r>
               <w:rPr>
@@ -2005,60 +1734,7 @@
                 <w:szCs w:val="24"/>
                 <w:lang w:val="en-US"/>
               </w:rPr>
-              <w:t>s</w:t>
-            </w:r>
-            <w:r>
-              <w:rPr>
-                <w:rFonts w:asciiTheme="minorHAnsi" w:eastAsia="Basic" w:hAnsiTheme="minorHAnsi" w:cs="Basic"/>
-                <w:b/>
-                <w:bCs/>
-                <w:i/>
-                <w:iCs/>
-                <w:sz w:val="24"/>
-                <w:szCs w:val="24"/>
-                <w:lang w:val="en-US"/>
-              </w:rPr>
-              <w:t>u</w:t>
-            </w:r>
-            <w:r>
-              <w:rPr>
-                <w:rFonts w:asciiTheme="minorHAnsi" w:eastAsia="Basic" w:hAnsiTheme="minorHAnsi" w:cs="Basic"/>
-                <w:b/>
-                <w:bCs/>
-                <w:i/>
-                <w:iCs/>
-                <w:sz w:val="24"/>
-                <w:szCs w:val="24"/>
-                <w:lang w:val="en-US"/>
-              </w:rPr>
-              <w:t>d</w:t>
-            </w:r>
-            <w:r>
-              <w:rPr>
-                <w:rFonts w:asciiTheme="minorHAnsi" w:eastAsia="Basic" w:hAnsiTheme="minorHAnsi" w:cs="Basic"/>
-                <w:b/>
-                <w:bCs/>
-                <w:i/>
-                <w:iCs/>
-                <w:sz w:val="24"/>
-                <w:szCs w:val="24"/>
-                <w:lang w:val="en-US"/>
-              </w:rPr>
-              <w:t>ah</w:t>
-            </w:r>
-            <w:proofErr w:type="spellEnd"/>
-            <w:r>
-              <w:rPr>
-                <w:rFonts w:asciiTheme="minorHAnsi" w:eastAsia="Basic" w:hAnsiTheme="minorHAnsi" w:cs="Basic"/>
-                <w:b/>
-                <w:bCs/>
-                <w:i/>
-                <w:iCs/>
-                <w:sz w:val="24"/>
-                <w:szCs w:val="24"/>
-                <w:lang w:val="en-US"/>
-              </w:rPr>
-              <w:t>}</w:t>
+              <w:t>ah}</w:t>
             </w:r>
           </w:p>
         </w:tc>
@@ -2175,10 +1851,31 @@
                 <w:szCs w:val="24"/>
                 <w:lang w:val="en-US"/>
               </w:rPr>
-              <w:t>{</w:t>
-            </w:r>
-            <w:proofErr w:type="spellStart"/>
-            <w:r>
+              <w:t>{pembacaan_sebelum}</w:t>
+            </w:r>
+          </w:p>
+        </w:tc>
+        <w:tc>
+          <w:tcPr>
+            <w:tcW w:w="1728" w:type="dxa"/>
+            <w:tcMar>
+              <w:top w:w="100" w:type="dxa"/>
+              <w:left w:w="100" w:type="dxa"/>
+              <w:bottom w:w="100" w:type="dxa"/>
+              <w:right w:w="100" w:type="dxa"/>
+            </w:tcMar>
+          </w:tcPr>
+          <w:p>
+            <w:pPr>
+              <w:pBdr>
+                <w:top w:val="nil"/>
+                <w:left w:val="nil"/>
+                <w:bottom w:val="nil"/>
+                <w:right w:val="nil"/>
+                <w:between w:val="nil"/>
+              </w:pBdr>
+              <w:spacing w:after="0" w:line="192" w:lineRule="auto"/>
+              <w:jc w:val="center"/>
               <w:rPr>
                 <w:rFonts w:asciiTheme="minorHAnsi" w:eastAsia="Basic" w:hAnsiTheme="minorHAnsi" w:cs="Basic"/>
                 <w:b/>
@@ -2189,9 +1886,7 @@
                 <w:szCs w:val="24"/>
                 <w:lang w:val="en-US"/>
               </w:rPr>
-              <w:t>pembacaan_sebelum</w:t>
-            </w:r>
-            <w:proofErr w:type="spellEnd"/>
+            </w:pPr>
             <w:r>
               <w:rPr>
                 <w:rFonts w:asciiTheme="minorHAnsi" w:eastAsia="Basic" w:hAnsiTheme="minorHAnsi" w:cs="Basic"/>
@@ -2203,82 +1898,7 @@
                 <w:szCs w:val="24"/>
                 <w:lang w:val="en-US"/>
               </w:rPr>
-              <w:t>}</w:t>
-            </w:r>
-          </w:p>
-        </w:tc>
-        <w:tc>
-          <w:tcPr>
-            <w:tcW w:w="1728" w:type="dxa"/>
-            <w:tcMar>
-              <w:top w:w="100" w:type="dxa"/>
-              <w:left w:w="100" w:type="dxa"/>
-              <w:bottom w:w="100" w:type="dxa"/>
-              <w:right w:w="100" w:type="dxa"/>
-            </w:tcMar>
-          </w:tcPr>
-          <w:p>
-            <w:pPr>
-              <w:pBdr>
-                <w:top w:val="nil"/>
-                <w:left w:val="nil"/>
-                <w:bottom w:val="nil"/>
-                <w:right w:val="nil"/>
-                <w:between w:val="nil"/>
-              </w:pBdr>
-              <w:spacing w:after="0" w:line="192" w:lineRule="auto"/>
-              <w:jc w:val="center"/>
-              <w:rPr>
-                <w:rFonts w:asciiTheme="minorHAnsi" w:eastAsia="Basic" w:hAnsiTheme="minorHAnsi" w:cs="Basic"/>
-                <w:b/>
-                <w:bCs/>
-                <w:i/>
-                <w:iCs/>
-                <w:sz w:val="24"/>
-                <w:szCs w:val="24"/>
-                <w:lang w:val="en-US"/>
-              </w:rPr>
-            </w:pPr>
-            <w:r>
-              <w:rPr>
-                <w:rFonts w:asciiTheme="minorHAnsi" w:eastAsia="Basic" w:hAnsiTheme="minorHAnsi" w:cs="Basic"/>
-                <w:b/>
-                <w:bCs/>
-                <w:i/>
-                <w:iCs/>
-                <w:sz w:val="24"/>
-                <w:szCs w:val="24"/>
-                <w:lang w:val="en-US"/>
-              </w:rPr>
-              <w:t>{</w:t>
-            </w:r>
-            <w:proofErr w:type="spellStart"/>
-            <w:r>
-              <w:rPr>
-                <w:rFonts w:asciiTheme="minorHAnsi" w:eastAsia="Basic" w:hAnsiTheme="minorHAnsi" w:cs="Basic"/>
-                <w:b/>
-                <w:bCs/>
-                <w:i/>
-                <w:iCs/>
-                <w:sz w:val="24"/>
-                <w:szCs w:val="24"/>
-                <w:lang w:val="en-US"/>
-              </w:rPr>
-              <w:t>pembacaan_sesudah</w:t>
-            </w:r>
-            <w:proofErr w:type="spellEnd"/>
-            <w:r>
-              <w:rPr>
-                <w:rFonts w:asciiTheme="minorHAnsi" w:eastAsia="Basic" w:hAnsiTheme="minorHAnsi" w:cs="Basic"/>
-                <w:b/>
-                <w:bCs/>
-                <w:i/>
-                <w:iCs/>
-                <w:sz w:val="24"/>
-                <w:szCs w:val="24"/>
-                <w:lang w:val="en-US"/>
-              </w:rPr>
-              <w:t>}</w:t>
+              <w:t>{pembacaan_sesudah}</w:t>
             </w:r>
           </w:p>
         </w:tc>
@@ -2395,10 +2015,31 @@
                 <w:szCs w:val="24"/>
                 <w:lang w:val="en-US"/>
               </w:rPr>
-              <w:t>{</w:t>
-            </w:r>
-            <w:proofErr w:type="spellStart"/>
-            <w:r>
+              <w:t>{kalibrasi_sebelum}</w:t>
+            </w:r>
+          </w:p>
+        </w:tc>
+        <w:tc>
+          <w:tcPr>
+            <w:tcW w:w="1728" w:type="dxa"/>
+            <w:tcMar>
+              <w:top w:w="100" w:type="dxa"/>
+              <w:left w:w="100" w:type="dxa"/>
+              <w:bottom w:w="100" w:type="dxa"/>
+              <w:right w:w="100" w:type="dxa"/>
+            </w:tcMar>
+          </w:tcPr>
+          <w:p>
+            <w:pPr>
+              <w:pBdr>
+                <w:top w:val="nil"/>
+                <w:left w:val="nil"/>
+                <w:bottom w:val="nil"/>
+                <w:right w:val="nil"/>
+                <w:between w:val="nil"/>
+              </w:pBdr>
+              <w:spacing w:after="0" w:line="192" w:lineRule="auto"/>
+              <w:jc w:val="center"/>
               <w:rPr>
                 <w:rFonts w:asciiTheme="minorHAnsi" w:eastAsia="Basic" w:hAnsiTheme="minorHAnsi" w:cs="Basic"/>
                 <w:b/>
@@ -2409,9 +2050,7 @@
                 <w:szCs w:val="24"/>
                 <w:lang w:val="en-US"/>
               </w:rPr>
-              <w:t>kalibrasi_sebelum</w:t>
-            </w:r>
-            <w:proofErr w:type="spellEnd"/>
+            </w:pPr>
             <w:r>
               <w:rPr>
                 <w:rFonts w:asciiTheme="minorHAnsi" w:eastAsia="Basic" w:hAnsiTheme="minorHAnsi" w:cs="Basic"/>
@@ -2423,82 +2062,7 @@
                 <w:szCs w:val="24"/>
                 <w:lang w:val="en-US"/>
               </w:rPr>
-              <w:t>}</w:t>
-            </w:r>
-          </w:p>
-        </w:tc>
-        <w:tc>
-          <w:tcPr>
-            <w:tcW w:w="1728" w:type="dxa"/>
-            <w:tcMar>
-              <w:top w:w="100" w:type="dxa"/>
-              <w:left w:w="100" w:type="dxa"/>
-              <w:bottom w:w="100" w:type="dxa"/>
-              <w:right w:w="100" w:type="dxa"/>
-            </w:tcMar>
-          </w:tcPr>
-          <w:p>
-            <w:pPr>
-              <w:pBdr>
-                <w:top w:val="nil"/>
-                <w:left w:val="nil"/>
-                <w:bottom w:val="nil"/>
-                <w:right w:val="nil"/>
-                <w:between w:val="nil"/>
-              </w:pBdr>
-              <w:spacing w:after="0" w:line="192" w:lineRule="auto"/>
-              <w:jc w:val="center"/>
-              <w:rPr>
-                <w:rFonts w:asciiTheme="minorHAnsi" w:eastAsia="Basic" w:hAnsiTheme="minorHAnsi" w:cs="Basic"/>
-                <w:b/>
-                <w:bCs/>
-                <w:i/>
-                <w:iCs/>
-                <w:sz w:val="24"/>
-                <w:szCs w:val="24"/>
-                <w:lang w:val="en-US"/>
-              </w:rPr>
-            </w:pPr>
-            <w:r>
-              <w:rPr>
-                <w:rFonts w:asciiTheme="minorHAnsi" w:eastAsia="Basic" w:hAnsiTheme="minorHAnsi" w:cs="Basic"/>
-                <w:b/>
-                <w:bCs/>
-                <w:i/>
-                <w:iCs/>
-                <w:sz w:val="24"/>
-                <w:szCs w:val="24"/>
-                <w:lang w:val="en-US"/>
-              </w:rPr>
-              <w:t>{</w:t>
-            </w:r>
-            <w:proofErr w:type="spellStart"/>
-            <w:r>
-              <w:rPr>
-                <w:rFonts w:asciiTheme="minorHAnsi" w:eastAsia="Basic" w:hAnsiTheme="minorHAnsi" w:cs="Basic"/>
-                <w:b/>
-                <w:bCs/>
-                <w:i/>
-                <w:iCs/>
-                <w:sz w:val="24"/>
-                <w:szCs w:val="24"/>
-                <w:lang w:val="en-US"/>
-              </w:rPr>
-              <w:t>kalibrasi_sesudah</w:t>
-            </w:r>
-            <w:proofErr w:type="spellEnd"/>
-            <w:r>
-              <w:rPr>
-                <w:rFonts w:asciiTheme="minorHAnsi" w:eastAsia="Basic" w:hAnsiTheme="minorHAnsi" w:cs="Basic"/>
-                <w:b/>
-                <w:bCs/>
-                <w:i/>
-                <w:iCs/>
-                <w:sz w:val="24"/>
-                <w:szCs w:val="24"/>
-                <w:lang w:val="en-US"/>
-              </w:rPr>
-              <w:t>}</w:t>
+              <w:t>{kalibrasi_sesudah}</w:t>
             </w:r>
           </w:p>
         </w:tc>
@@ -2735,27 +2299,7 @@
                 <w:szCs w:val="24"/>
                 <w:lang w:val="en-US"/>
               </w:rPr>
-              <w:t>{</w:t>
-            </w:r>
-            <w:proofErr w:type="spellStart"/>
-            <w:r>
-              <w:rPr>
-                <w:rFonts w:asciiTheme="minorHAnsi" w:eastAsia="Basic" w:hAnsiTheme="minorHAnsi" w:cs="Basic"/>
-                <w:sz w:val="24"/>
-                <w:szCs w:val="24"/>
-                <w:lang w:val="en-US"/>
-              </w:rPr>
-              <w:t>cod_sebelum</w:t>
-            </w:r>
-            <w:proofErr w:type="spellEnd"/>
-            <w:r>
-              <w:rPr>
-                <w:rFonts w:asciiTheme="minorHAnsi" w:eastAsia="Basic" w:hAnsiTheme="minorHAnsi" w:cs="Basic"/>
-                <w:sz w:val="24"/>
-                <w:szCs w:val="24"/>
-                <w:lang w:val="en-US"/>
-              </w:rPr>
-              <w:t>}</w:t>
+              <w:t>{cod_sebelum}</w:t>
             </w:r>
           </w:p>
         </w:tc>
@@ -2793,27 +2337,7 @@
                 <w:szCs w:val="24"/>
                 <w:lang w:val="en-US"/>
               </w:rPr>
-              <w:t>{</w:t>
-            </w:r>
-            <w:proofErr w:type="spellStart"/>
-            <w:r>
-              <w:rPr>
-                <w:rFonts w:asciiTheme="minorHAnsi" w:eastAsia="Basic" w:hAnsiTheme="minorHAnsi" w:cs="Basic"/>
-                <w:sz w:val="24"/>
-                <w:szCs w:val="24"/>
-                <w:lang w:val="en-US"/>
-              </w:rPr>
-              <w:t>cod_sesudah</w:t>
-            </w:r>
-            <w:proofErr w:type="spellEnd"/>
-            <w:r>
-              <w:rPr>
-                <w:rFonts w:asciiTheme="minorHAnsi" w:eastAsia="Basic" w:hAnsiTheme="minorHAnsi" w:cs="Basic"/>
-                <w:sz w:val="24"/>
-                <w:szCs w:val="24"/>
-                <w:lang w:val="en-US"/>
-              </w:rPr>
-              <w:t>}</w:t>
+              <w:t>{cod_sesudah}</w:t>
             </w:r>
           </w:p>
         </w:tc>
@@ -2921,27 +2445,7 @@
                 <w:szCs w:val="24"/>
                 <w:lang w:val="en-US"/>
               </w:rPr>
-              <w:t>{</w:t>
-            </w:r>
-            <w:proofErr w:type="spellStart"/>
-            <w:r>
-              <w:rPr>
-                <w:rFonts w:asciiTheme="minorHAnsi" w:eastAsia="Basic" w:hAnsiTheme="minorHAnsi" w:cs="Basic"/>
-                <w:sz w:val="24"/>
-                <w:szCs w:val="24"/>
-                <w:lang w:val="en-US"/>
-              </w:rPr>
-              <w:t>ph_sebelum</w:t>
-            </w:r>
-            <w:proofErr w:type="spellEnd"/>
-            <w:r>
-              <w:rPr>
-                <w:rFonts w:asciiTheme="minorHAnsi" w:eastAsia="Basic" w:hAnsiTheme="minorHAnsi" w:cs="Basic"/>
-                <w:sz w:val="24"/>
-                <w:szCs w:val="24"/>
-                <w:lang w:val="en-US"/>
-              </w:rPr>
-              <w:t>}</w:t>
+              <w:t>{ph_sebelum}</w:t>
             </w:r>
           </w:p>
         </w:tc>
@@ -2979,27 +2483,7 @@
                 <w:szCs w:val="24"/>
                 <w:lang w:val="en-US"/>
               </w:rPr>
-              <w:t>{</w:t>
-            </w:r>
-            <w:proofErr w:type="spellStart"/>
-            <w:r>
-              <w:rPr>
-                <w:rFonts w:asciiTheme="minorHAnsi" w:eastAsia="Basic" w:hAnsiTheme="minorHAnsi" w:cs="Basic"/>
-                <w:sz w:val="24"/>
-                <w:szCs w:val="24"/>
-                <w:lang w:val="en-US"/>
-              </w:rPr>
-              <w:t>ph_sesudah</w:t>
-            </w:r>
-            <w:proofErr w:type="spellEnd"/>
-            <w:r>
-              <w:rPr>
-                <w:rFonts w:asciiTheme="minorHAnsi" w:eastAsia="Basic" w:hAnsiTheme="minorHAnsi" w:cs="Basic"/>
-                <w:sz w:val="24"/>
-                <w:szCs w:val="24"/>
-                <w:lang w:val="en-US"/>
-              </w:rPr>
-              <w:t>}</w:t>
+              <w:t>{ph_sesudah}</w:t>
             </w:r>
           </w:p>
         </w:tc>
@@ -3254,27 +2738,7 @@
                 <w:szCs w:val="24"/>
                 <w:lang w:val="en-US"/>
               </w:rPr>
-              <w:t>{</w:t>
-            </w:r>
-            <w:proofErr w:type="spellStart"/>
-            <w:r>
-              <w:rPr>
-                <w:rFonts w:asciiTheme="minorHAnsi" w:eastAsia="Basic" w:hAnsiTheme="minorHAnsi" w:cs="Basic"/>
-                <w:sz w:val="24"/>
-                <w:szCs w:val="24"/>
-                <w:lang w:val="en-US"/>
-              </w:rPr>
-              <w:t>tss_sebelum</w:t>
-            </w:r>
-            <w:proofErr w:type="spellEnd"/>
-            <w:r>
-              <w:rPr>
-                <w:rFonts w:asciiTheme="minorHAnsi" w:eastAsia="Basic" w:hAnsiTheme="minorHAnsi" w:cs="Basic"/>
-                <w:sz w:val="24"/>
-                <w:szCs w:val="24"/>
-                <w:lang w:val="en-US"/>
-              </w:rPr>
-              <w:t>}</w:t>
+              <w:t>{tss_sebelum}</w:t>
             </w:r>
           </w:p>
         </w:tc>
@@ -3312,27 +2776,7 @@
                 <w:szCs w:val="24"/>
                 <w:lang w:val="en-US"/>
               </w:rPr>
-              <w:t>{</w:t>
-            </w:r>
-            <w:proofErr w:type="spellStart"/>
-            <w:r>
-              <w:rPr>
-                <w:rFonts w:asciiTheme="minorHAnsi" w:eastAsia="Basic" w:hAnsiTheme="minorHAnsi" w:cs="Basic"/>
-                <w:sz w:val="24"/>
-                <w:szCs w:val="24"/>
-                <w:lang w:val="en-US"/>
-              </w:rPr>
-              <w:t>tss_sesudah</w:t>
-            </w:r>
-            <w:proofErr w:type="spellEnd"/>
-            <w:r>
-              <w:rPr>
-                <w:rFonts w:asciiTheme="minorHAnsi" w:eastAsia="Basic" w:hAnsiTheme="minorHAnsi" w:cs="Basic"/>
-                <w:sz w:val="24"/>
-                <w:szCs w:val="24"/>
-                <w:lang w:val="en-US"/>
-              </w:rPr>
-              <w:t>}</w:t>
+              <w:t>{tss_sesudah}</w:t>
             </w:r>
           </w:p>
         </w:tc>
@@ -3601,23 +3045,41 @@
                 <w:szCs w:val="24"/>
                 <w:lang w:val="en-US"/>
               </w:rPr>
-              <w:t>{</w:t>
-            </w:r>
-            <w:proofErr w:type="spellStart"/>
-            <w:r>
-              <w:rPr>
-                <w:rFonts w:asciiTheme="minorHAnsi" w:eastAsia="Basic" w:hAnsiTheme="minorHAnsi" w:cs="Basic"/>
+              <w:t>{connector_sebelum}</w:t>
+            </w:r>
+          </w:p>
+        </w:tc>
+        <w:tc>
+          <w:tcPr>
+            <w:tcW w:w="1728" w:type="dxa"/>
+            <w:tcMar>
+              <w:top w:w="100" w:type="dxa"/>
+              <w:left w:w="100" w:type="dxa"/>
+              <w:bottom w:w="100" w:type="dxa"/>
+              <w:right w:w="100" w:type="dxa"/>
+            </w:tcMar>
+          </w:tcPr>
+          <w:p>
+            <w:pPr>
+              <w:pBdr>
+                <w:top w:val="nil"/>
+                <w:left w:val="nil"/>
+                <w:bottom w:val="nil"/>
+                <w:right w:val="nil"/>
+                <w:between w:val="nil"/>
+              </w:pBdr>
+              <w:spacing w:after="0" w:line="192" w:lineRule="auto"/>
+              <w:jc w:val="center"/>
+              <w:rPr>
+                <w:rFonts w:ascii="Basic" w:eastAsia="Basic" w:hAnsi="Basic" w:cs="Basic"/>
                 <w:b/>
                 <w:bCs/>
                 <w:i/>
                 <w:iCs/>
                 <w:sz w:val="24"/>
                 <w:szCs w:val="24"/>
-                <w:lang w:val="en-US"/>
-              </w:rPr>
-              <w:t>connector_sebelum</w:t>
-            </w:r>
-            <w:proofErr w:type="spellEnd"/>
+              </w:rPr>
+            </w:pPr>
             <w:r>
               <w:rPr>
                 <w:rFonts w:asciiTheme="minorHAnsi" w:eastAsia="Basic" w:hAnsiTheme="minorHAnsi" w:cs="Basic"/>
@@ -3629,81 +3091,7 @@
                 <w:szCs w:val="24"/>
                 <w:lang w:val="en-US"/>
               </w:rPr>
-              <w:t>}</w:t>
-            </w:r>
-          </w:p>
-        </w:tc>
-        <w:tc>
-          <w:tcPr>
-            <w:tcW w:w="1728" w:type="dxa"/>
-            <w:tcMar>
-              <w:top w:w="100" w:type="dxa"/>
-              <w:left w:w="100" w:type="dxa"/>
-              <w:bottom w:w="100" w:type="dxa"/>
-              <w:right w:w="100" w:type="dxa"/>
-            </w:tcMar>
-          </w:tcPr>
-          <w:p>
-            <w:pPr>
-              <w:pBdr>
-                <w:top w:val="nil"/>
-                <w:left w:val="nil"/>
-                <w:bottom w:val="nil"/>
-                <w:right w:val="nil"/>
-                <w:between w:val="nil"/>
-              </w:pBdr>
-              <w:spacing w:after="0" w:line="192" w:lineRule="auto"/>
-              <w:jc w:val="center"/>
-              <w:rPr>
-                <w:rFonts w:ascii="Basic" w:eastAsia="Basic" w:hAnsi="Basic" w:cs="Basic"/>
-                <w:b/>
-                <w:bCs/>
-                <w:i/>
-                <w:iCs/>
-                <w:sz w:val="24"/>
-                <w:szCs w:val="24"/>
-              </w:rPr>
-            </w:pPr>
-            <w:r>
-              <w:rPr>
-                <w:rFonts w:asciiTheme="minorHAnsi" w:eastAsia="Basic" w:hAnsiTheme="minorHAnsi" w:cs="Basic"/>
-                <w:b/>
-                <w:bCs/>
-                <w:i/>
-                <w:iCs/>
-                <w:sz w:val="24"/>
-                <w:szCs w:val="24"/>
-                <w:lang w:val="en-US"/>
-              </w:rPr>
-              <w:t>{</w:t>
-            </w:r>
-            <w:proofErr w:type="spellStart"/>
-            <w:r>
-              <w:rPr>
-                <w:rFonts w:asciiTheme="minorHAnsi" w:eastAsia="Basic" w:hAnsiTheme="minorHAnsi" w:cs="Basic"/>
-                <w:b/>
-                <w:bCs/>
-                <w:i/>
-                <w:iCs/>
-                <w:sz w:val="24"/>
-                <w:szCs w:val="24"/>
-                <w:lang w:val="en-US"/>
-              </w:rPr>
-              <w:t>connector_sesudah</w:t>
-            </w:r>
-            <w:proofErr w:type="spellEnd"/>
-            <w:r>
-              <w:rPr>
-                <w:rFonts w:asciiTheme="minorHAnsi" w:eastAsia="Basic" w:hAnsiTheme="minorHAnsi" w:cs="Basic"/>
-                <w:b/>
-                <w:bCs/>
-                <w:i/>
-                <w:iCs/>
-                <w:sz w:val="24"/>
-                <w:szCs w:val="24"/>
-                <w:lang w:val="en-US"/>
-              </w:rPr>
-              <w:t>}</w:t>
+              <w:t>{connector_sesudah}</w:t>
             </w:r>
           </w:p>
         </w:tc>
@@ -3819,23 +3207,41 @@
                 <w:szCs w:val="24"/>
                 <w:lang w:val="en-US"/>
               </w:rPr>
-              <w:t>{</w:t>
-            </w:r>
-            <w:proofErr w:type="spellStart"/>
-            <w:r>
-              <w:rPr>
-                <w:rFonts w:asciiTheme="minorHAnsi" w:eastAsia="Basic" w:hAnsiTheme="minorHAnsi" w:cs="Basic"/>
+              <w:t>{flowmeter_sebelum}</w:t>
+            </w:r>
+          </w:p>
+        </w:tc>
+        <w:tc>
+          <w:tcPr>
+            <w:tcW w:w="1728" w:type="dxa"/>
+            <w:tcMar>
+              <w:top w:w="100" w:type="dxa"/>
+              <w:left w:w="100" w:type="dxa"/>
+              <w:bottom w:w="100" w:type="dxa"/>
+              <w:right w:w="100" w:type="dxa"/>
+            </w:tcMar>
+          </w:tcPr>
+          <w:p>
+            <w:pPr>
+              <w:pBdr>
+                <w:top w:val="nil"/>
+                <w:left w:val="nil"/>
+                <w:bottom w:val="nil"/>
+                <w:right w:val="nil"/>
+                <w:between w:val="nil"/>
+              </w:pBdr>
+              <w:spacing w:after="0" w:line="192" w:lineRule="auto"/>
+              <w:jc w:val="center"/>
+              <w:rPr>
+                <w:rFonts w:ascii="Basic" w:eastAsia="Basic" w:hAnsi="Basic" w:cs="Basic"/>
                 <w:b/>
                 <w:bCs/>
                 <w:i/>
                 <w:iCs/>
                 <w:sz w:val="24"/>
                 <w:szCs w:val="24"/>
-                <w:lang w:val="en-US"/>
-              </w:rPr>
-              <w:t>flowmeter_sebelum</w:t>
-            </w:r>
-            <w:proofErr w:type="spellEnd"/>
+              </w:rPr>
+            </w:pPr>
             <w:r>
               <w:rPr>
                 <w:rFonts w:asciiTheme="minorHAnsi" w:eastAsia="Basic" w:hAnsiTheme="minorHAnsi" w:cs="Basic"/>
@@ -3847,81 +3253,7 @@
                 <w:szCs w:val="24"/>
                 <w:lang w:val="en-US"/>
               </w:rPr>
-              <w:t>}</w:t>
-            </w:r>
-          </w:p>
-        </w:tc>
-        <w:tc>
-          <w:tcPr>
-            <w:tcW w:w="1728" w:type="dxa"/>
-            <w:tcMar>
-              <w:top w:w="100" w:type="dxa"/>
-              <w:left w:w="100" w:type="dxa"/>
-              <w:bottom w:w="100" w:type="dxa"/>
-              <w:right w:w="100" w:type="dxa"/>
-            </w:tcMar>
-          </w:tcPr>
-          <w:p>
-            <w:pPr>
-              <w:pBdr>
-                <w:top w:val="nil"/>
-                <w:left w:val="nil"/>
-                <w:bottom w:val="nil"/>
-                <w:right w:val="nil"/>
-                <w:between w:val="nil"/>
-              </w:pBdr>
-              <w:spacing w:after="0" w:line="192" w:lineRule="auto"/>
-              <w:jc w:val="center"/>
-              <w:rPr>
-                <w:rFonts w:ascii="Basic" w:eastAsia="Basic" w:hAnsi="Basic" w:cs="Basic"/>
-                <w:b/>
-                <w:bCs/>
-                <w:i/>
-                <w:iCs/>
-                <w:sz w:val="24"/>
-                <w:szCs w:val="24"/>
-              </w:rPr>
-            </w:pPr>
-            <w:r>
-              <w:rPr>
-                <w:rFonts w:asciiTheme="minorHAnsi" w:eastAsia="Basic" w:hAnsiTheme="minorHAnsi" w:cs="Basic"/>
-                <w:b/>
-                <w:bCs/>
-                <w:i/>
-                <w:iCs/>
-                <w:sz w:val="24"/>
-                <w:szCs w:val="24"/>
-                <w:lang w:val="en-US"/>
-              </w:rPr>
-              <w:t>{</w:t>
-            </w:r>
-            <w:proofErr w:type="spellStart"/>
-            <w:r>
-              <w:rPr>
-                <w:rFonts w:asciiTheme="minorHAnsi" w:eastAsia="Basic" w:hAnsiTheme="minorHAnsi" w:cs="Basic"/>
-                <w:b/>
-                <w:bCs/>
-                <w:i/>
-                <w:iCs/>
-                <w:sz w:val="24"/>
-                <w:szCs w:val="24"/>
-                <w:lang w:val="en-US"/>
-              </w:rPr>
-              <w:t>flowmeter_sesudah</w:t>
-            </w:r>
-            <w:proofErr w:type="spellEnd"/>
-            <w:r>
-              <w:rPr>
-                <w:rFonts w:asciiTheme="minorHAnsi" w:eastAsia="Basic" w:hAnsiTheme="minorHAnsi" w:cs="Basic"/>
-                <w:b/>
-                <w:bCs/>
-                <w:i/>
-                <w:iCs/>
-                <w:sz w:val="24"/>
-                <w:szCs w:val="24"/>
-                <w:lang w:val="en-US"/>
-              </w:rPr>
-              <w:t>}</w:t>
+              <w:t>{flowmeter_sesudah}</w:t>
             </w:r>
           </w:p>
         </w:tc>
@@ -4037,23 +3369,41 @@
                 <w:szCs w:val="24"/>
                 <w:lang w:val="en-US"/>
               </w:rPr>
-              <w:t>{</w:t>
-            </w:r>
-            <w:proofErr w:type="spellStart"/>
-            <w:r>
-              <w:rPr>
-                <w:rFonts w:asciiTheme="minorHAnsi" w:eastAsia="Basic" w:hAnsiTheme="minorHAnsi" w:cs="Basic"/>
+              <w:t>{pompa_sebelum}</w:t>
+            </w:r>
+          </w:p>
+        </w:tc>
+        <w:tc>
+          <w:tcPr>
+            <w:tcW w:w="1728" w:type="dxa"/>
+            <w:tcMar>
+              <w:top w:w="100" w:type="dxa"/>
+              <w:left w:w="100" w:type="dxa"/>
+              <w:bottom w:w="100" w:type="dxa"/>
+              <w:right w:w="100" w:type="dxa"/>
+            </w:tcMar>
+          </w:tcPr>
+          <w:p>
+            <w:pPr>
+              <w:pBdr>
+                <w:top w:val="nil"/>
+                <w:left w:val="nil"/>
+                <w:bottom w:val="nil"/>
+                <w:right w:val="nil"/>
+                <w:between w:val="nil"/>
+              </w:pBdr>
+              <w:spacing w:after="0" w:line="192" w:lineRule="auto"/>
+              <w:jc w:val="center"/>
+              <w:rPr>
+                <w:rFonts w:ascii="Basic" w:eastAsia="Basic" w:hAnsi="Basic" w:cs="Basic"/>
                 <w:b/>
                 <w:bCs/>
                 <w:i/>
                 <w:iCs/>
                 <w:sz w:val="24"/>
                 <w:szCs w:val="24"/>
-                <w:lang w:val="en-US"/>
-              </w:rPr>
-              <w:t>pompa_sebelum</w:t>
-            </w:r>
-            <w:proofErr w:type="spellEnd"/>
+              </w:rPr>
+            </w:pPr>
             <w:r>
               <w:rPr>
                 <w:rFonts w:asciiTheme="minorHAnsi" w:eastAsia="Basic" w:hAnsiTheme="minorHAnsi" w:cs="Basic"/>
@@ -4065,81 +3415,7 @@
                 <w:szCs w:val="24"/>
                 <w:lang w:val="en-US"/>
               </w:rPr>
-              <w:t>}</w:t>
-            </w:r>
-          </w:p>
-        </w:tc>
-        <w:tc>
-          <w:tcPr>
-            <w:tcW w:w="1728" w:type="dxa"/>
-            <w:tcMar>
-              <w:top w:w="100" w:type="dxa"/>
-              <w:left w:w="100" w:type="dxa"/>
-              <w:bottom w:w="100" w:type="dxa"/>
-              <w:right w:w="100" w:type="dxa"/>
-            </w:tcMar>
-          </w:tcPr>
-          <w:p>
-            <w:pPr>
-              <w:pBdr>
-                <w:top w:val="nil"/>
-                <w:left w:val="nil"/>
-                <w:bottom w:val="nil"/>
-                <w:right w:val="nil"/>
-                <w:between w:val="nil"/>
-              </w:pBdr>
-              <w:spacing w:after="0" w:line="192" w:lineRule="auto"/>
-              <w:jc w:val="center"/>
-              <w:rPr>
-                <w:rFonts w:ascii="Basic" w:eastAsia="Basic" w:hAnsi="Basic" w:cs="Basic"/>
-                <w:b/>
-                <w:bCs/>
-                <w:i/>
-                <w:iCs/>
-                <w:sz w:val="24"/>
-                <w:szCs w:val="24"/>
-              </w:rPr>
-            </w:pPr>
-            <w:r>
-              <w:rPr>
-                <w:rFonts w:asciiTheme="minorHAnsi" w:eastAsia="Basic" w:hAnsiTheme="minorHAnsi" w:cs="Basic"/>
-                <w:b/>
-                <w:bCs/>
-                <w:i/>
-                <w:iCs/>
-                <w:sz w:val="24"/>
-                <w:szCs w:val="24"/>
-                <w:lang w:val="en-US"/>
-              </w:rPr>
-              <w:t>{</w:t>
-            </w:r>
-            <w:proofErr w:type="spellStart"/>
-            <w:r>
-              <w:rPr>
-                <w:rFonts w:asciiTheme="minorHAnsi" w:eastAsia="Basic" w:hAnsiTheme="minorHAnsi" w:cs="Basic"/>
-                <w:b/>
-                <w:bCs/>
-                <w:i/>
-                <w:iCs/>
-                <w:sz w:val="24"/>
-                <w:szCs w:val="24"/>
-                <w:lang w:val="en-US"/>
-              </w:rPr>
-              <w:t>pompa_sesudah</w:t>
-            </w:r>
-            <w:proofErr w:type="spellEnd"/>
-            <w:r>
-              <w:rPr>
-                <w:rFonts w:asciiTheme="minorHAnsi" w:eastAsia="Basic" w:hAnsiTheme="minorHAnsi" w:cs="Basic"/>
-                <w:b/>
-                <w:bCs/>
-                <w:i/>
-                <w:iCs/>
-                <w:sz w:val="24"/>
-                <w:szCs w:val="24"/>
-                <w:lang w:val="en-US"/>
-              </w:rPr>
-              <w:t>}</w:t>
+              <w:t>{pompa_sesudah}</w:t>
             </w:r>
           </w:p>
         </w:tc>
@@ -4407,23 +3683,41 @@
                 <w:szCs w:val="24"/>
                 <w:lang w:val="en-US"/>
               </w:rPr>
-              <w:t>{</w:t>
-            </w:r>
-            <w:proofErr w:type="spellStart"/>
-            <w:r>
-              <w:rPr>
-                <w:rFonts w:asciiTheme="minorHAnsi" w:eastAsia="Basic" w:hAnsiTheme="minorHAnsi" w:cs="Basic"/>
+              <w:t>{data_sebelum}</w:t>
+            </w:r>
+          </w:p>
+        </w:tc>
+        <w:tc>
+          <w:tcPr>
+            <w:tcW w:w="1728" w:type="dxa"/>
+            <w:tcMar>
+              <w:top w:w="100" w:type="dxa"/>
+              <w:left w:w="100" w:type="dxa"/>
+              <w:bottom w:w="100" w:type="dxa"/>
+              <w:right w:w="100" w:type="dxa"/>
+            </w:tcMar>
+          </w:tcPr>
+          <w:p>
+            <w:pPr>
+              <w:pBdr>
+                <w:top w:val="nil"/>
+                <w:left w:val="nil"/>
+                <w:bottom w:val="nil"/>
+                <w:right w:val="nil"/>
+                <w:between w:val="nil"/>
+              </w:pBdr>
+              <w:spacing w:after="0" w:line="192" w:lineRule="auto"/>
+              <w:jc w:val="center"/>
+              <w:rPr>
+                <w:rFonts w:ascii="Basic" w:eastAsia="Basic" w:hAnsi="Basic" w:cs="Basic"/>
                 <w:b/>
                 <w:bCs/>
                 <w:i/>
                 <w:iCs/>
                 <w:sz w:val="24"/>
                 <w:szCs w:val="24"/>
-                <w:lang w:val="en-US"/>
-              </w:rPr>
-              <w:t>data_sebelum</w:t>
-            </w:r>
-            <w:proofErr w:type="spellEnd"/>
+              </w:rPr>
+            </w:pPr>
             <w:r>
               <w:rPr>
                 <w:rFonts w:asciiTheme="minorHAnsi" w:eastAsia="Basic" w:hAnsiTheme="minorHAnsi" w:cs="Basic"/>
@@ -4435,81 +3729,7 @@
                 <w:szCs w:val="24"/>
                 <w:lang w:val="en-US"/>
               </w:rPr>
-              <w:t>}</w:t>
-            </w:r>
-          </w:p>
-        </w:tc>
-        <w:tc>
-          <w:tcPr>
-            <w:tcW w:w="1728" w:type="dxa"/>
-            <w:tcMar>
-              <w:top w:w="100" w:type="dxa"/>
-              <w:left w:w="100" w:type="dxa"/>
-              <w:bottom w:w="100" w:type="dxa"/>
-              <w:right w:w="100" w:type="dxa"/>
-            </w:tcMar>
-          </w:tcPr>
-          <w:p>
-            <w:pPr>
-              <w:pBdr>
-                <w:top w:val="nil"/>
-                <w:left w:val="nil"/>
-                <w:bottom w:val="nil"/>
-                <w:right w:val="nil"/>
-                <w:between w:val="nil"/>
-              </w:pBdr>
-              <w:spacing w:after="0" w:line="192" w:lineRule="auto"/>
-              <w:jc w:val="center"/>
-              <w:rPr>
-                <w:rFonts w:ascii="Basic" w:eastAsia="Basic" w:hAnsi="Basic" w:cs="Basic"/>
-                <w:b/>
-                <w:bCs/>
-                <w:i/>
-                <w:iCs/>
-                <w:sz w:val="24"/>
-                <w:szCs w:val="24"/>
-              </w:rPr>
-            </w:pPr>
-            <w:r>
-              <w:rPr>
-                <w:rFonts w:asciiTheme="minorHAnsi" w:eastAsia="Basic" w:hAnsiTheme="minorHAnsi" w:cs="Basic"/>
-                <w:b/>
-                <w:bCs/>
-                <w:i/>
-                <w:iCs/>
-                <w:sz w:val="24"/>
-                <w:szCs w:val="24"/>
-                <w:lang w:val="en-US"/>
-              </w:rPr>
-              <w:t>{</w:t>
-            </w:r>
-            <w:proofErr w:type="spellStart"/>
-            <w:r>
-              <w:rPr>
-                <w:rFonts w:asciiTheme="minorHAnsi" w:eastAsia="Basic" w:hAnsiTheme="minorHAnsi" w:cs="Basic"/>
-                <w:b/>
-                <w:bCs/>
-                <w:i/>
-                <w:iCs/>
-                <w:sz w:val="24"/>
-                <w:szCs w:val="24"/>
-                <w:lang w:val="en-US"/>
-              </w:rPr>
-              <w:t>data_sesudah</w:t>
-            </w:r>
-            <w:proofErr w:type="spellEnd"/>
-            <w:r>
-              <w:rPr>
-                <w:rFonts w:asciiTheme="minorHAnsi" w:eastAsia="Basic" w:hAnsiTheme="minorHAnsi" w:cs="Basic"/>
-                <w:b/>
-                <w:bCs/>
-                <w:i/>
-                <w:iCs/>
-                <w:sz w:val="24"/>
-                <w:szCs w:val="24"/>
-                <w:lang w:val="en-US"/>
-              </w:rPr>
-              <w:t>}</w:t>
+              <w:t>{data_sesudah}</w:t>
             </w:r>
           </w:p>
         </w:tc>
@@ -4593,27 +3813,7 @@
                 <w:szCs w:val="24"/>
                 <w:lang w:val="en-US"/>
               </w:rPr>
-              <w:t>{</w:t>
-            </w:r>
-            <w:proofErr w:type="spellStart"/>
-            <w:r>
-              <w:rPr>
-                <w:rFonts w:asciiTheme="minorHAnsi" w:eastAsia="Basic" w:hAnsiTheme="minorHAnsi" w:cs="Basic"/>
-                <w:sz w:val="24"/>
-                <w:szCs w:val="24"/>
-                <w:lang w:val="en-US"/>
-              </w:rPr>
-              <w:t>keterangan</w:t>
-            </w:r>
-            <w:proofErr w:type="spellEnd"/>
-            <w:r>
-              <w:rPr>
-                <w:rFonts w:asciiTheme="minorHAnsi" w:eastAsia="Basic" w:hAnsiTheme="minorHAnsi" w:cs="Basic"/>
-                <w:sz w:val="24"/>
-                <w:szCs w:val="24"/>
-                <w:lang w:val="en-US"/>
-              </w:rPr>
-              <w:t>}</w:t>
+              <w:t>{keterangan}</w:t>
             </w:r>
           </w:p>
         </w:tc>
@@ -4696,27 +3896,7 @@
                 <w:szCs w:val="24"/>
                 <w:lang w:val="en-US"/>
               </w:rPr>
-              <w:t>{</w:t>
-            </w:r>
-            <w:proofErr w:type="spellStart"/>
-            <w:r>
-              <w:rPr>
-                <w:rFonts w:asciiTheme="minorHAnsi" w:eastAsia="Basic" w:hAnsiTheme="minorHAnsi" w:cs="Basic"/>
-                <w:sz w:val="24"/>
-                <w:szCs w:val="24"/>
-                <w:lang w:val="en-US"/>
-              </w:rPr>
-              <w:t>catatan</w:t>
-            </w:r>
-            <w:proofErr w:type="spellEnd"/>
-            <w:r>
-              <w:rPr>
-                <w:rFonts w:asciiTheme="minorHAnsi" w:eastAsia="Basic" w:hAnsiTheme="minorHAnsi" w:cs="Basic"/>
-                <w:sz w:val="24"/>
-                <w:szCs w:val="24"/>
-                <w:lang w:val="en-US"/>
-              </w:rPr>
-              <w:t>}</w:t>
+              <w:t>{catatan}</w:t>
             </w:r>
           </w:p>
           <w:p>
@@ -4873,27 +4053,7 @@
                 <w:szCs w:val="24"/>
                 <w:lang w:val="en-US"/>
               </w:rPr>
-              <w:t>{</w:t>
-            </w:r>
-            <w:proofErr w:type="spellStart"/>
-            <w:r>
-              <w:rPr>
-                <w:rFonts w:ascii="Basic" w:eastAsia="Basic" w:hAnsi="Basic" w:cs="Basic"/>
-                <w:sz w:val="24"/>
-                <w:szCs w:val="24"/>
-                <w:lang w:val="en-US"/>
-              </w:rPr>
-              <w:t>lokasi</w:t>
-            </w:r>
-            <w:proofErr w:type="spellEnd"/>
-            <w:r>
-              <w:rPr>
-                <w:rFonts w:ascii="Basic" w:eastAsia="Basic" w:hAnsi="Basic" w:cs="Basic"/>
-                <w:sz w:val="24"/>
-                <w:szCs w:val="24"/>
-                <w:lang w:val="en-US"/>
-              </w:rPr>
-              <w:t>}, {today}</w:t>
+              <w:t>{lokasi}, {today}</w:t>
             </w:r>
           </w:p>
         </w:tc>
@@ -4959,37 +4119,15 @@
                 <w:lang w:val="en-US"/>
               </w:rPr>
             </w:pPr>
-            <w:proofErr w:type="spellStart"/>
-            <w:r>
-              <w:rPr>
-                <w:rFonts w:ascii="Basic" w:eastAsia="Basic" w:hAnsi="Basic" w:cs="Basic"/>
-                <w:sz w:val="24"/>
-                <w:szCs w:val="24"/>
-                <w:lang w:val="en-US"/>
-              </w:rPr>
-              <w:t>Pengawas</w:t>
-            </w:r>
-            <w:proofErr w:type="spellEnd"/>
-            <w:r>
-              <w:rPr>
-                <w:rFonts w:ascii="Basic" w:eastAsia="Basic" w:hAnsi="Basic" w:cs="Basic"/>
-                <w:sz w:val="24"/>
-                <w:szCs w:val="24"/>
-                <w:lang w:val="en-US"/>
-              </w:rPr>
-              <w:t xml:space="preserve"> </w:t>
-            </w:r>
-            <w:proofErr w:type="spellStart"/>
-            <w:r>
-              <w:rPr>
-                <w:rFonts w:ascii="Basic" w:eastAsia="Basic" w:hAnsi="Basic" w:cs="Basic"/>
-                <w:sz w:val="24"/>
-                <w:szCs w:val="24"/>
-                <w:lang w:val="en-US"/>
-              </w:rPr>
-              <w:t>Lapangan</w:t>
-            </w:r>
-            <w:proofErr w:type="spellEnd"/>
+            <w:r>
+              <w:rPr>
+                <w:rFonts w:ascii="Basic" w:eastAsia="Basic" w:hAnsi="Basic" w:cs="Basic"/>
+                <w:sz w:val="24"/>
+                <w:szCs w:val="24"/>
+                <w:lang w:val="en-US"/>
+              </w:rPr>
+              <w:t>Pengawas Lapangan</w:t>
+            </w:r>
           </w:p>
         </w:tc>
       </w:tr>
@@ -5021,27 +4159,7 @@
                 <w:szCs w:val="24"/>
                 <w:lang w:val="en-US"/>
               </w:rPr>
-              <w:t>{%</w:t>
-            </w:r>
-            <w:proofErr w:type="spellStart"/>
-            <w:r>
-              <w:rPr>
-                <w:rFonts w:asciiTheme="minorHAnsi" w:eastAsia="Basic" w:hAnsiTheme="minorHAnsi" w:cs="Basic"/>
-                <w:sz w:val="24"/>
-                <w:szCs w:val="24"/>
-                <w:lang w:val="en-US"/>
-              </w:rPr>
-              <w:t>ttd_teknisi</w:t>
-            </w:r>
-            <w:proofErr w:type="spellEnd"/>
-            <w:r>
-              <w:rPr>
-                <w:rFonts w:asciiTheme="minorHAnsi" w:eastAsia="Basic" w:hAnsiTheme="minorHAnsi" w:cs="Basic"/>
-                <w:sz w:val="24"/>
-                <w:szCs w:val="24"/>
-                <w:lang w:val="en-US"/>
-              </w:rPr>
-              <w:t>}</w:t>
+              <w:t>{%ttd_teknisi}</w:t>
             </w:r>
           </w:p>
         </w:tc>
@@ -5085,27 +4203,7 @@
                 <w:szCs w:val="24"/>
                 <w:lang w:val="en-US"/>
               </w:rPr>
-              <w:t>{%</w:t>
-            </w:r>
-            <w:proofErr w:type="spellStart"/>
-            <w:r>
-              <w:rPr>
-                <w:rFonts w:asciiTheme="minorHAnsi" w:eastAsia="Basic" w:hAnsiTheme="minorHAnsi" w:cs="Basic"/>
-                <w:sz w:val="24"/>
-                <w:szCs w:val="24"/>
-                <w:lang w:val="en-US"/>
-              </w:rPr>
-              <w:t>ttd_pengawas_lapangan</w:t>
-            </w:r>
-            <w:proofErr w:type="spellEnd"/>
-            <w:r>
-              <w:rPr>
-                <w:rFonts w:asciiTheme="minorHAnsi" w:eastAsia="Basic" w:hAnsiTheme="minorHAnsi" w:cs="Basic"/>
-                <w:sz w:val="24"/>
-                <w:szCs w:val="24"/>
-                <w:lang w:val="en-US"/>
-              </w:rPr>
-              <w:t>}</w:t>
+              <w:t>{%ttd_pengawas_lapangan}</w:t>
             </w:r>
           </w:p>
         </w:tc>
@@ -5134,28 +4232,7 @@
                 <w:szCs w:val="24"/>
                 <w:lang w:val="en-US"/>
               </w:rPr>
-              <w:lastRenderedPageBreak/>
-              <w:t>{</w:t>
-            </w:r>
-            <w:proofErr w:type="spellStart"/>
-            <w:r>
-              <w:rPr>
-                <w:rFonts w:ascii="Basic" w:eastAsia="Basic" w:hAnsi="Basic" w:cs="Basic"/>
-                <w:sz w:val="24"/>
-                <w:szCs w:val="24"/>
-                <w:lang w:val="en-US"/>
-              </w:rPr>
-              <w:t>teknisi</w:t>
-            </w:r>
-            <w:proofErr w:type="spellEnd"/>
-            <w:r>
-              <w:rPr>
-                <w:rFonts w:ascii="Basic" w:eastAsia="Basic" w:hAnsi="Basic" w:cs="Basic"/>
-                <w:sz w:val="24"/>
-                <w:szCs w:val="24"/>
-                <w:lang w:val="en-US"/>
-              </w:rPr>
-              <w:t>}</w:t>
+              <w:t>{teknisi}</w:t>
             </w:r>
           </w:p>
         </w:tc>
@@ -5199,27 +4276,7 @@
                 <w:szCs w:val="24"/>
                 <w:lang w:val="en-US"/>
               </w:rPr>
-              <w:t>{</w:t>
-            </w:r>
-            <w:proofErr w:type="spellStart"/>
-            <w:r>
-              <w:rPr>
-                <w:rFonts w:ascii="Basic" w:eastAsia="Basic" w:hAnsi="Basic" w:cs="Basic"/>
-                <w:sz w:val="24"/>
-                <w:szCs w:val="24"/>
-                <w:lang w:val="en-US"/>
-              </w:rPr>
-              <w:t>pengawas_lapangan</w:t>
-            </w:r>
-            <w:proofErr w:type="spellEnd"/>
-            <w:r>
-              <w:rPr>
-                <w:rFonts w:ascii="Basic" w:eastAsia="Basic" w:hAnsi="Basic" w:cs="Basic"/>
-                <w:sz w:val="24"/>
-                <w:szCs w:val="24"/>
-                <w:lang w:val="en-US"/>
-              </w:rPr>
-              <w:t>}</w:t>
+              <w:t>{pengawas_lapangan}</w:t>
             </w:r>
           </w:p>
         </w:tc>
@@ -5419,14 +4476,6 @@
     </w:r>
     <w:r>
       <w:rPr>
-        <w:color w:val="000000"/>
-        <w:sz w:val="20"/>
-        <w:szCs w:val="20"/>
-      </w:rPr>
-      <w:t>FACTORY</w:t>
-    </w:r>
-    <w:r>
-      <w:rPr>
         <w:rStyle w:val="apple-tab-span"/>
         <w:color w:val="000000"/>
         <w:sz w:val="20"/>
@@ -5475,19 +4524,16 @@
       </w:rPr>
       <w:tab/>
     </w:r>
-    <w:r>
+  </w:p>
+  <w:p>
+    <w:pPr>
+      <w:pStyle w:val="NormalWeb"/>
+      <w:spacing w:before="0" w:beforeAutospacing="0" w:after="0" w:afterAutospacing="0"/>
       <w:rPr>
         <w:color w:val="000000"/>
         <w:sz w:val="20"/>
         <w:szCs w:val="20"/>
       </w:rPr>
-      <w:t>Jl. Jakarta No. 24, Bandung 40272</w:t>
-    </w:r>
-  </w:p>
-  <w:p>
-    <w:pPr>
-      <w:pStyle w:val="NormalWeb"/>
-      <w:spacing w:before="0" w:beforeAutospacing="0" w:after="0" w:afterAutospacing="0"/>
     </w:pPr>
     <w:r>
       <w:rPr>
@@ -5495,7 +4541,7 @@
         <w:sz w:val="20"/>
         <w:szCs w:val="20"/>
       </w:rPr>
-      <w:t>HP: 0812-1432-1083</w:t>
+      <w:t>www.getsensync.com</w:t>
     </w:r>
     <w:r>
       <w:rPr>
@@ -5532,85 +4578,6 @@
         <w:szCs w:val="20"/>
       </w:rPr>
       <w:tab/>
-    </w:r>
-    <w:r>
-      <w:rPr>
-        <w:color w:val="000000"/>
-        <w:sz w:val="20"/>
-        <w:szCs w:val="20"/>
-      </w:rPr>
-      <w:t xml:space="preserve">Email: </w:t>
-    </w:r>
-    <w:hyperlink r:id="rId2" w:history="1">
-      <w:r>
-        <w:rPr>
-          <w:rStyle w:val="Hyperlink"/>
-          <w:color w:val="000000"/>
-          <w:sz w:val="20"/>
-          <w:szCs w:val="20"/>
-        </w:rPr>
-        <w:t>info@getsensync.com</w:t>
-      </w:r>
-    </w:hyperlink>
-  </w:p>
-  <w:p>
-    <w:pPr>
-      <w:pBdr>
-        <w:top w:val="nil"/>
-        <w:left w:val="nil"/>
-        <w:bottom w:val="nil"/>
-        <w:right w:val="nil"/>
-        <w:between w:val="nil"/>
-      </w:pBdr>
-      <w:tabs>
-        <w:tab w:val="left" w:pos="4253"/>
-        <w:tab w:val="center" w:pos="4513"/>
-        <w:tab w:val="right" w:pos="9026"/>
-      </w:tabs>
-      <w:spacing w:after="0" w:line="240" w:lineRule="auto"/>
-      <w:ind w:left="2410"/>
-      <w:rPr>
-        <w:rFonts w:ascii="Times New Roman" w:eastAsia="Times New Roman" w:hAnsi="Times New Roman" w:cs="Times New Roman"/>
-        <w:color w:val="000000"/>
-        <w:sz w:val="20"/>
-        <w:szCs w:val="20"/>
-      </w:rPr>
-    </w:pPr>
-    <w:r>
-      <w:rPr>
-        <w:rStyle w:val="apple-tab-span"/>
-        <w:color w:val="000000"/>
-        <w:sz w:val="20"/>
-        <w:szCs w:val="20"/>
-      </w:rPr>
-      <w:tab/>
-    </w:r>
-    <w:r>
-      <w:rPr>
-        <w:rStyle w:val="apple-tab-span"/>
-        <w:color w:val="000000"/>
-        <w:sz w:val="20"/>
-        <w:szCs w:val="20"/>
-      </w:rPr>
-      <w:tab/>
-    </w:r>
-    <w:r>
-      <w:rPr>
-        <w:rStyle w:val="apple-tab-span"/>
-        <w:color w:val="000000"/>
-        <w:sz w:val="20"/>
-        <w:szCs w:val="20"/>
-        <w:lang w:val="en-US"/>
-      </w:rPr>
-      <w:t xml:space="preserve"> </w:t>
-    </w:r>
-    <w:r>
-      <w:rPr>
-        <w:color w:val="000000"/>
-        <w:sz w:val="20"/>
-        <w:szCs w:val="20"/>
-      </w:rPr>
-      <w:t>http://www.getsensync.com</w:t>
     </w:r>
   </w:p>
   <w:p>
@@ -6584,7 +5551,6 @@
     <w:name w:val="Normal (Web)"/>
     <w:basedOn w:val="Normal"/>
     <w:uiPriority w:val="99"/>
-    <w:semiHidden/>
     <w:unhideWhenUsed/>
     <w:rsid w:val="003F2C21"/>
     <w:pPr>
@@ -6891,28 +5857,28 @@
 </file>
 
 <file path=customXml/item1.xml><?xml version="1.0" encoding="utf-8"?>
-<b:Sources xmlns:b="http://schemas.openxmlformats.org/officeDocument/2006/bibliography" xmlns="http://schemas.openxmlformats.org/officeDocument/2006/bibliography" SelectedStyle="\APASixthEditionOfficeOnline.xsl" StyleName="APA" Version="6"/>
-</file>
-
-<file path=customXml/item2.xml><?xml version="1.0" encoding="utf-8"?>
 <go:gDocsCustomXmlDataStorage xmlns:go="http://customooxmlschemas.google.com/" xmlns:r="http://schemas.openxmlformats.org/officeDocument/2006/relationships" uri="GoogleDocsCustomDataVersion2">
   <go:docsCustomData xmlns:go="http://customooxmlschemas.google.com/" roundtripDataSignature="AMtx7mgyLbGtRatc8M8ZrqIcCPS66rQdNw==">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</go:docsCustomData>
 </go:gDocsCustomXmlDataStorage>
 </file>
 
-<file path=customXml/itemProps1.xml><?xml version="1.0" encoding="utf-8"?>
-<ds:datastoreItem xmlns:ds="http://schemas.openxmlformats.org/officeDocument/2006/customXml" ds:itemID="{C804B258-EE64-4509-8780-5675D9B35429}">
-  <ds:schemaRefs>
-    <ds:schemaRef ds:uri="http://schemas.openxmlformats.org/officeDocument/2006/bibliography"/>
-  </ds:schemaRefs>
-</ds:datastoreItem>
+<file path=customXml/item2.xml><?xml version="1.0" encoding="utf-8"?>
+<b:Sources xmlns:b="http://schemas.openxmlformats.org/officeDocument/2006/bibliography" xmlns="http://schemas.openxmlformats.org/officeDocument/2006/bibliography" SelectedStyle="\APASixthEditionOfficeOnline.xsl" StyleName="APA" Version="6"/>
 </file>
 
-<file path=customXml/itemProps2.xml><?xml version="1.0" encoding="utf-8"?>
+<file path=customXml/itemProps1.xml><?xml version="1.0" encoding="utf-8"?>
 <ds:datastoreItem xmlns:ds="http://schemas.openxmlformats.org/officeDocument/2006/customXml" ds:itemID="{11111111-1234-1234-1234-123412341234}">
   <ds:schemaRefs>
     <ds:schemaRef ds:uri="http://customooxmlschemas.google.com/"/>
     <ds:schemaRef ds:uri="http://schemas.openxmlformats.org/officeDocument/2006/relationships"/>
   </ds:schemaRefs>
 </ds:datastoreItem>
+</file>
+
+<file path=customXml/itemProps2.xml><?xml version="1.0" encoding="utf-8"?>
+<ds:datastoreItem xmlns:ds="http://schemas.openxmlformats.org/officeDocument/2006/customXml" ds:itemID="{C804B258-EE64-4509-8780-5675D9B35429}">
+  <ds:schemaRefs>
+    <ds:schemaRef ds:uri="http://schemas.openxmlformats.org/officeDocument/2006/bibliography"/>
+  </ds:schemaRefs>
+</ds:datastoreItem>
 </file>
--- a/templates/template_preventif.docx
+++ b/templates/template_preventif.docx
@@ -1256,6 +1256,105 @@
               <w:t>2.</w:t>
             </w:r>
           </w:p>
+          <w:p>
+            <w:pPr>
+              <w:rPr>
+                <w:rFonts w:ascii="Basic" w:eastAsia="Basic" w:hAnsi="Basic" w:cs="Basic"/>
+                <w:sz w:val="24"/>
+                <w:szCs w:val="24"/>
+              </w:rPr>
+            </w:pPr>
+          </w:p>
+          <w:p>
+            <w:pPr>
+              <w:rPr>
+                <w:rFonts w:ascii="Basic" w:eastAsia="Basic" w:hAnsi="Basic" w:cs="Basic"/>
+                <w:sz w:val="24"/>
+                <w:szCs w:val="24"/>
+              </w:rPr>
+            </w:pPr>
+          </w:p>
+          <w:p>
+            <w:pPr>
+              <w:rPr>
+                <w:rFonts w:ascii="Basic" w:eastAsia="Basic" w:hAnsi="Basic" w:cs="Basic"/>
+                <w:sz w:val="24"/>
+                <w:szCs w:val="24"/>
+              </w:rPr>
+            </w:pPr>
+          </w:p>
+          <w:p>
+            <w:pPr>
+              <w:rPr>
+                <w:rFonts w:ascii="Basic" w:eastAsia="Basic" w:hAnsi="Basic" w:cs="Basic"/>
+                <w:sz w:val="24"/>
+                <w:szCs w:val="24"/>
+              </w:rPr>
+            </w:pPr>
+          </w:p>
+          <w:p>
+            <w:pPr>
+              <w:rPr>
+                <w:rFonts w:ascii="Basic" w:eastAsia="Basic" w:hAnsi="Basic" w:cs="Basic"/>
+                <w:sz w:val="24"/>
+                <w:szCs w:val="24"/>
+              </w:rPr>
+            </w:pPr>
+          </w:p>
+          <w:p>
+            <w:pPr>
+              <w:rPr>
+                <w:rFonts w:ascii="Basic" w:eastAsia="Basic" w:hAnsi="Basic" w:cs="Basic"/>
+                <w:sz w:val="24"/>
+                <w:szCs w:val="24"/>
+              </w:rPr>
+            </w:pPr>
+          </w:p>
+          <w:p>
+            <w:pPr>
+              <w:rPr>
+                <w:rFonts w:ascii="Basic" w:eastAsia="Basic" w:hAnsi="Basic" w:cs="Basic"/>
+                <w:sz w:val="24"/>
+                <w:szCs w:val="24"/>
+              </w:rPr>
+            </w:pPr>
+          </w:p>
+          <w:p>
+            <w:pPr>
+              <w:rPr>
+                <w:rFonts w:ascii="Basic" w:eastAsia="Basic" w:hAnsi="Basic" w:cs="Basic"/>
+                <w:sz w:val="24"/>
+                <w:szCs w:val="24"/>
+              </w:rPr>
+            </w:pPr>
+          </w:p>
+          <w:p>
+            <w:pPr>
+              <w:rPr>
+                <w:rFonts w:ascii="Basic" w:eastAsia="Basic" w:hAnsi="Basic" w:cs="Basic"/>
+                <w:sz w:val="24"/>
+                <w:szCs w:val="24"/>
+              </w:rPr>
+            </w:pPr>
+          </w:p>
+          <w:p>
+            <w:pPr>
+              <w:rPr>
+                <w:rFonts w:ascii="Basic" w:eastAsia="Basic" w:hAnsi="Basic" w:cs="Basic"/>
+                <w:sz w:val="24"/>
+                <w:szCs w:val="24"/>
+              </w:rPr>
+            </w:pPr>
+          </w:p>
+          <w:p>
+            <w:pPr>
+              <w:rPr>
+                <w:rFonts w:ascii="Basic" w:eastAsia="Basic" w:hAnsi="Basic" w:cs="Basic"/>
+                <w:sz w:val="24"/>
+                <w:szCs w:val="24"/>
+              </w:rPr>
+            </w:pPr>
+          </w:p>
         </w:tc>
         <w:tc>
           <w:tcPr>
@@ -1292,6 +1391,7 @@
                 <w:sz w:val="24"/>
                 <w:szCs w:val="24"/>
               </w:rPr>
+              <w:lastRenderedPageBreak/>
               <w:t>Modul Sensor</w:t>
             </w:r>
           </w:p>
@@ -4159,6 +4259,7 @@
                 <w:szCs w:val="24"/>
                 <w:lang w:val="en-US"/>
               </w:rPr>
+              <w:lastRenderedPageBreak/>
               <w:t>{%ttd_teknisi}</w:t>
             </w:r>
           </w:p>
@@ -4427,61 +4528,7 @@
         <w:sz w:val="20"/>
         <w:szCs w:val="20"/>
       </w:rPr>
-      <w:t>KANTOR</w:t>
-    </w:r>
-    <w:r>
-      <w:rPr>
-        <w:rStyle w:val="apple-tab-span"/>
-        <w:color w:val="000000"/>
-        <w:sz w:val="20"/>
-        <w:szCs w:val="20"/>
-      </w:rPr>
-      <w:tab/>
-    </w:r>
-    <w:r>
-      <w:rPr>
-        <w:rStyle w:val="apple-tab-span"/>
-        <w:color w:val="000000"/>
-        <w:sz w:val="20"/>
-        <w:szCs w:val="20"/>
-      </w:rPr>
-      <w:tab/>
-    </w:r>
-    <w:r>
-      <w:rPr>
-        <w:rStyle w:val="apple-tab-span"/>
-        <w:color w:val="000000"/>
-        <w:sz w:val="20"/>
-        <w:szCs w:val="20"/>
-      </w:rPr>
-      <w:tab/>
-    </w:r>
-    <w:r>
-      <w:rPr>
-        <w:rStyle w:val="apple-tab-span"/>
-        <w:color w:val="000000"/>
-        <w:sz w:val="20"/>
-        <w:szCs w:val="20"/>
-      </w:rPr>
-      <w:tab/>
-    </w:r>
-    <w:r>
-      <w:rPr>
-        <w:rStyle w:val="apple-tab-span"/>
-        <w:color w:val="000000"/>
-        <w:sz w:val="20"/>
-        <w:szCs w:val="20"/>
-      </w:rPr>
-      <w:tab/>
-    </w:r>
-    <w:r>
-      <w:rPr>
-        <w:rStyle w:val="apple-tab-span"/>
-        <w:color w:val="000000"/>
-        <w:sz w:val="20"/>
-        <w:szCs w:val="20"/>
-      </w:rPr>
-      <w:tab/>
+      <w:t>Jl. Jakarta No.24, Kebonwaru, Batununggal</w:t>
     </w:r>
   </w:p>
   <w:p>
@@ -4495,45 +4542,13 @@
         <w:sz w:val="20"/>
         <w:szCs w:val="20"/>
       </w:rPr>
-      <w:t>Jl. Jakarta No. 24, Bandung 40272</w:t>
-    </w:r>
-    <w:r>
-      <w:rPr>
-        <w:rStyle w:val="apple-tab-span"/>
-        <w:color w:val="000000"/>
-        <w:sz w:val="20"/>
-        <w:szCs w:val="20"/>
-      </w:rPr>
-      <w:tab/>
-    </w:r>
-    <w:r>
-      <w:rPr>
-        <w:rStyle w:val="apple-tab-span"/>
-        <w:color w:val="000000"/>
-        <w:sz w:val="20"/>
-        <w:szCs w:val="20"/>
-      </w:rPr>
-      <w:tab/>
-    </w:r>
-    <w:r>
-      <w:rPr>
-        <w:rStyle w:val="apple-tab-span"/>
-        <w:color w:val="000000"/>
-        <w:sz w:val="20"/>
-        <w:szCs w:val="20"/>
-      </w:rPr>
-      <w:tab/>
+      <w:t>Kota Bandung 40272</w:t>
     </w:r>
   </w:p>
   <w:p>
     <w:pPr>
       <w:pStyle w:val="NormalWeb"/>
       <w:spacing w:before="0" w:beforeAutospacing="0" w:after="0" w:afterAutospacing="0"/>
-      <w:rPr>
-        <w:color w:val="000000"/>
-        <w:sz w:val="20"/>
-        <w:szCs w:val="20"/>
-      </w:rPr>
     </w:pPr>
     <w:r>
       <w:rPr>
@@ -4541,16 +4556,75 @@
         <w:sz w:val="20"/>
         <w:szCs w:val="20"/>
       </w:rPr>
-      <w:t>www.getsensync.com</w:t>
+      <w:t xml:space="preserve">Email: </w:t>
     </w:r>
+    <w:hyperlink r:id="rId2" w:history="1">
+      <w:r>
+        <w:rPr>
+          <w:rStyle w:val="Hyperlink"/>
+          <w:color w:val="000000"/>
+          <w:sz w:val="20"/>
+          <w:szCs w:val="20"/>
+        </w:rPr>
+        <w:t>info@getsensync.com</w:t>
+      </w:r>
+      <w:r>
+        <w:rPr>
+          <w:rStyle w:val="apple-tab-span"/>
+          <w:color w:val="000000"/>
+          <w:sz w:val="20"/>
+          <w:szCs w:val="20"/>
+        </w:rPr>
+        <w:tab/>
+      </w:r>
+      <w:r>
+        <w:rPr>
+          <w:rStyle w:val="apple-tab-span"/>
+          <w:color w:val="000000"/>
+          <w:sz w:val="20"/>
+          <w:szCs w:val="20"/>
+        </w:rPr>
+        <w:tab/>
+      </w:r>
+      <w:r>
+        <w:rPr>
+          <w:rStyle w:val="apple-tab-span"/>
+          <w:color w:val="000000"/>
+          <w:sz w:val="20"/>
+          <w:szCs w:val="20"/>
+        </w:rPr>
+        <w:tab/>
+      </w:r>
+    </w:hyperlink>
+  </w:p>
+  <w:p>
+    <w:pPr>
+      <w:pStyle w:val="NormalWeb"/>
+      <w:spacing w:before="0" w:beforeAutospacing="0" w:after="0" w:afterAutospacing="0"/>
+    </w:pPr>
     <w:r>
       <w:rPr>
-        <w:rStyle w:val="apple-tab-span"/>
         <w:color w:val="000000"/>
         <w:sz w:val="20"/>
         <w:szCs w:val="20"/>
       </w:rPr>
-      <w:tab/>
+      <w:t>http</w:t>
+    </w:r>
+    <w:r>
+      <w:rPr>
+        <w:color w:val="000000"/>
+        <w:sz w:val="20"/>
+        <w:szCs w:val="20"/>
+      </w:rPr>
+      <w:t>s</w:t>
+    </w:r>
+    <w:r>
+      <w:rPr>
+        <w:color w:val="000000"/>
+        <w:sz w:val="20"/>
+        <w:szCs w:val="20"/>
+      </w:rPr>
+      <w:t>://www.getsensync.com</w:t>
     </w:r>
     <w:r>
       <w:rPr>
